--- a/MA2026-projeto-pratico/MA2026-entrega-parcial/FatecSP_Proposta_Tecnica.docx
+++ b/MA2026-projeto-pratico/MA2026-entrega-parcial/FatecSP_Proposta_Tecnica.docx
@@ -1,6 +1,6 @@
 
 <file path=word/document.xml><?xml version="1.0" encoding="utf-8"?>
-<w:document xmlns:wpc="http://schemas.microsoft.com/office/word/2010/wordprocessingCanvas" xmlns:cx="http://schemas.microsoft.com/office/drawing/2014/chartex" xmlns:cx1="http://schemas.microsoft.com/office/drawing/2015/9/8/chartex" xmlns:cx2="http://schemas.microsoft.com/office/drawing/2015/10/21/chartex" xmlns:cx3="http://schemas.microsoft.com/office/drawing/2016/5/9/chartex" xmlns:cx4="http://schemas.microsoft.com/office/drawing/2016/5/10/chartex" xmlns:cx5="http://schemas.microsoft.com/office/drawing/2016/5/11/chartex" xmlns:cx6="http://schemas.microsoft.com/office/drawing/2016/5/12/chartex" xmlns:cx7="http://schemas.microsoft.com/office/drawing/2016/5/13/chartex" xmlns:cx8="http://schemas.microsoft.com/office/drawing/2016/5/14/chartex" xmlns:mc="http://schemas.openxmlformats.org/markup-compatibility/2006" xmlns:aink="http://schemas.microsoft.com/office/drawing/2016/ink" xmlns:am3d="http://schemas.microsoft.com/office/drawing/2017/model3d" xmlns:o="urn:schemas-microsoft-com:office:office" xmlns:oel="http://schemas.microsoft.com/office/2019/extlst" xmlns:r="http://schemas.openxmlformats.org/officeDocument/2006/relationships" xmlns:m="http://schemas.openxmlformats.org/officeDocument/2006/math" xmlns:v="urn:schemas-microsoft-com:vml" xmlns:wp14="http://schemas.microsoft.com/office/word/2010/wordprocessingDrawing" xmlns:wp="http://schemas.openxmlformats.org/drawingml/2006/wordprocessingDrawing" xmlns:w10="urn:schemas-microsoft-com:office:word" xmlns:w="http://schemas.openxmlformats.org/wordprocessingml/2006/main" xmlns:w14="http://schemas.microsoft.com/office/word/2010/wordml" xmlns:w15="http://schemas.microsoft.com/office/word/2012/wordml" xmlns:w16cex="http://schemas.microsoft.com/office/word/2018/wordml/cex" xmlns:w16cid="http://schemas.microsoft.com/office/word/2016/wordml/cid" xmlns:w16="http://schemas.microsoft.com/office/word/2018/wordml" xmlns:w16du="http://schemas.microsoft.com/office/word/2023/wordml/word16du" xmlns:w16sdtdh="http://schemas.microsoft.com/office/word/2020/wordml/sdtdatahash" xmlns:w16sdtfl="http://schemas.microsoft.com/office/word/2024/wordml/sdtformatlock" xmlns:w16se="http://schemas.microsoft.com/office/word/2015/wordml/symex" xmlns:wpg="http://schemas.microsoft.com/office/word/2010/wordprocessingGroup" xmlns:wpi="http://schemas.microsoft.com/office/word/2010/wordprocessingInk" xmlns:wne="http://schemas.microsoft.com/office/word/2006/wordml" xmlns:wps="http://schemas.microsoft.com/office/word/2010/wordprocessingShape" mc:Ignorable="w14 w15 w16se w16cid w16 w16cex w16sdtdh w16sdtfl w16du wp14">
+<w:document xmlns:wpc="http://schemas.microsoft.com/office/word/2010/wordprocessingCanvas" xmlns:cx="http://schemas.microsoft.com/office/drawing/2014/chartex" xmlns:cx1="http://schemas.microsoft.com/office/drawing/2015/9/8/chartex" xmlns:cx2="http://schemas.microsoft.com/office/drawing/2015/10/21/chartex" xmlns:cx3="http://schemas.microsoft.com/office/drawing/2016/5/9/chartex" xmlns:cx4="http://schemas.microsoft.com/office/drawing/2016/5/10/chartex" xmlns:cx5="http://schemas.microsoft.com/office/drawing/2016/5/11/chartex" xmlns:cx6="http://schemas.microsoft.com/office/drawing/2016/5/12/chartex" xmlns:cx7="http://schemas.microsoft.com/office/drawing/2016/5/13/chartex" xmlns:cx8="http://schemas.microsoft.com/office/drawing/2016/5/14/chartex" xmlns:mc="http://schemas.openxmlformats.org/markup-compatibility/2006" xmlns:aink="http://schemas.microsoft.com/office/drawing/2016/ink" xmlns:am3d="http://schemas.microsoft.com/office/drawing/2017/model3d" xmlns:o="urn:schemas-microsoft-com:office:office" xmlns:oel="http://schemas.microsoft.com/office/2019/extlst" xmlns:r="http://schemas.openxmlformats.org/officeDocument/2006/relationships" xmlns:m="http://schemas.openxmlformats.org/officeDocument/2006/math" xmlns:v="urn:schemas-microsoft-com:vml" xmlns:wp14="http://schemas.microsoft.com/office/word/2010/wordprocessingDrawing" xmlns:wp="http://schemas.openxmlformats.org/drawingml/2006/wordprocessingDrawing" xmlns:w10="urn:schemas-microsoft-com:office:word" xmlns:w="http://schemas.openxmlformats.org/wordprocessingml/2006/main" xmlns:w14="http://schemas.microsoft.com/office/word/2010/wordml" xmlns:w15="http://schemas.microsoft.com/office/word/2012/wordml" xmlns:w16cex="http://schemas.microsoft.com/office/word/2018/wordml/cex" xmlns:w16cid="http://schemas.microsoft.com/office/word/2016/wordml/cid" xmlns:w16="http://schemas.microsoft.com/office/word/2018/wordml" xmlns:w16sdtdh="http://schemas.microsoft.com/office/word/2020/wordml/sdtdatahash" xmlns:w16se="http://schemas.microsoft.com/office/word/2015/wordml/symex" xmlns:wpg="http://schemas.microsoft.com/office/word/2010/wordprocessingGroup" xmlns:wpi="http://schemas.microsoft.com/office/word/2010/wordprocessingInk" xmlns:wne="http://schemas.microsoft.com/office/word/2006/wordml" xmlns:wps="http://schemas.microsoft.com/office/word/2010/wordprocessingShape" mc:Ignorable="w14 w15 w16se w16cid w16 w16cex w16sdtdh wp14">
   <w:body>
     <w:p>
       <w:pPr>
@@ -557,19 +557,11 @@
             <w:vAlign w:val="center"/>
           </w:tcPr>
           <w:p>
-            <w:proofErr w:type="spellStart"/>
-            <w:r>
-              <w:rPr>
-                <w:color w:val="000000"/>
-              </w:rPr>
-              <w:t>Ex</w:t>
-            </w:r>
-            <w:proofErr w:type="spellEnd"/>
-            <w:r>
-              <w:rPr>
-                <w:color w:val="000000"/>
-              </w:rPr>
-              <w:t>: 123400</w:t>
+            <w:r>
+              <w:rPr>
+                <w:color w:val="000000"/>
+              </w:rPr>
+              <w:t>0020482313097</w:t>
             </w:r>
           </w:p>
         </w:tc>
@@ -590,7 +582,7 @@
               <w:rPr>
                 <w:color w:val="000000"/>
               </w:rPr>
-              <w:t>[Aluno 4]</w:t>
+              <w:t>PEDRO HENRIQUE OLIVEIRA DE FARIAS</w:t>
             </w:r>
           </w:p>
         </w:tc>
@@ -1223,7 +1215,6 @@
         </w:rPr>
         <w:t xml:space="preserve">1.2 Problema Central a </w:t>
       </w:r>
-      <w:proofErr w:type="gramStart"/>
       <w:r>
         <w:rPr>
           <w:b/>
@@ -1232,9 +1223,8 @@
           <w:sz w:val="24"/>
           <w:szCs w:val="24"/>
         </w:rPr>
-        <w:t>ser Investigado</w:t>
-      </w:r>
-      <w:proofErr w:type="gramEnd"/>
+        <w:t>ser investigado</w:t>
+      </w:r>
     </w:p>
     <w:p>
       <w:pPr>
@@ -1315,15 +1305,77 @@
     </w:p>
     <w:p>
       <w:pPr>
-        <w:spacing w:after="160"/>
-      </w:pPr>
-      <w:r>
-        <w:rPr>
-          <w:color w:val="000000"/>
-          <w:sz w:val="22"/>
-          <w:szCs w:val="22"/>
-        </w:rPr>
-        <w:t>Apresente a solução tecnológica proposta pela equipe, detalhando os objetivos e os resultados esperados.</w:t>
+        <w:pStyle w:val="Ttulo2"/>
+        <w:spacing w:before="240" w:after="140"/>
+        <w:rPr>
+          <w:color w:val="000000"/>
+          <w:sz w:val="22"/>
+          <w:szCs w:val="22"/>
+        </w:rPr>
+      </w:pPr>
+      <w:r>
+        <w:rPr>
+          <w:color w:val="000000"/>
+          <w:sz w:val="22"/>
+          <w:szCs w:val="22"/>
+        </w:rPr>
+        <w:t>A solução proposta consiste no desenvolvimento de uma plataforma de análise de dados voltada ao setor de turismo e eventos, com o objetivo de integrar informações sobre ocupação, visitantes, eventos, períodos, localidades e avaliações.</w:t>
+      </w:r>
+    </w:p>
+    <w:p>
+      <w:pPr>
+        <w:pStyle w:val="Ttulo2"/>
+        <w:spacing w:before="240" w:after="140"/>
+        <w:rPr>
+          <w:color w:val="000000"/>
+          <w:sz w:val="22"/>
+          <w:szCs w:val="22"/>
+        </w:rPr>
+      </w:pPr>
+      <w:r>
+        <w:rPr>
+          <w:color w:val="000000"/>
+          <w:sz w:val="22"/>
+          <w:szCs w:val="22"/>
+        </w:rPr>
+        <w:t xml:space="preserve">Através da utilização integrada de Excel, Power Query, Power </w:t>
+      </w:r>
+      <w:proofErr w:type="spellStart"/>
+      <w:r>
+        <w:rPr>
+          <w:color w:val="000000"/>
+          <w:sz w:val="22"/>
+          <w:szCs w:val="22"/>
+        </w:rPr>
+        <w:t>Pivot</w:t>
+      </w:r>
+      <w:proofErr w:type="spellEnd"/>
+      <w:r>
+        <w:rPr>
+          <w:color w:val="000000"/>
+          <w:sz w:val="22"/>
+          <w:szCs w:val="22"/>
+        </w:rPr>
+        <w:t>, DAX, VBA, banco de dados SQL, APIs externas e Power BI, os dados serão tratados, padronizados e relacionados para permitir a geração de indicadores e visualizações que auxiliem na compreensão do comportamento turístico.</w:t>
+      </w:r>
+    </w:p>
+    <w:p>
+      <w:pPr>
+        <w:pStyle w:val="Ttulo2"/>
+        <w:spacing w:before="240" w:after="140"/>
+        <w:rPr>
+          <w:color w:val="000000"/>
+          <w:sz w:val="22"/>
+          <w:szCs w:val="22"/>
+        </w:rPr>
+      </w:pPr>
+      <w:r>
+        <w:rPr>
+          <w:color w:val="000000"/>
+          <w:sz w:val="22"/>
+          <w:szCs w:val="22"/>
+        </w:rPr>
+        <w:t>A solução permitirá analisar a variação da ocupação ao longo dos períodos, identificar padrões de sazonalidade, relacionar a realização de eventos com a movimentação turística e observar possíveis relações entre as avaliações dos visitantes e os indicadores de ocupação.</w:t>
       </w:r>
     </w:p>
     <w:p>
@@ -1344,15 +1396,21 @@
     </w:p>
     <w:p>
       <w:pPr>
-        <w:spacing w:after="160"/>
-      </w:pPr>
-      <w:r>
-        <w:rPr>
-          <w:color w:val="000000"/>
-          <w:sz w:val="22"/>
-          <w:szCs w:val="22"/>
-        </w:rPr>
-        <w:t>Construir, de forma evolutiva e integrada, uma plataforma de inteligência e análise de dados para [Nome da Empresa/Tema], conectando fontes heterogêneas (planilhas, APIs externas e banco de dados relacional) a um dashboard interativo no Power BI.</w:t>
+        <w:pStyle w:val="Ttulo2"/>
+        <w:spacing w:before="240" w:after="140"/>
+        <w:rPr>
+          <w:color w:val="000000"/>
+          <w:sz w:val="22"/>
+          <w:szCs w:val="22"/>
+        </w:rPr>
+      </w:pPr>
+      <w:r>
+        <w:rPr>
+          <w:color w:val="000000"/>
+          <w:sz w:val="22"/>
+          <w:szCs w:val="22"/>
+        </w:rPr>
+        <w:t>Construir, de forma evolutiva e integrada, uma solução de inteligência e análise de dados para o setor de turismo e eventos, conectando diferentes fontes de dados a um modelo analítico e a um dashboard interativo no Power BI.</w:t>
       </w:r>
     </w:p>
     <w:p>
@@ -2185,9 +2243,8 @@
           <w:sz w:val="22"/>
           <w:szCs w:val="22"/>
         </w:rPr>
-        <w:t xml:space="preserve">API Provável 1: [Nome da API / Provedor - </w:t>
-      </w:r>
-      <w:proofErr w:type="spellStart"/>
+        <w:t xml:space="preserve">API Provável 1: </w:t>
+      </w:r>
       <w:r>
         <w:rPr>
           <w:b/>
@@ -2196,62 +2253,7 @@
           <w:sz w:val="22"/>
           <w:szCs w:val="22"/>
         </w:rPr>
-        <w:t>Ex</w:t>
-      </w:r>
-      <w:proofErr w:type="spellEnd"/>
-      <w:r>
-        <w:rPr>
-          <w:b/>
-          <w:bCs/>
-          <w:color w:val="000000"/>
-          <w:sz w:val="22"/>
-          <w:szCs w:val="22"/>
-        </w:rPr>
-        <w:t xml:space="preserve">: </w:t>
-      </w:r>
-      <w:proofErr w:type="spellStart"/>
-      <w:r>
-        <w:rPr>
-          <w:b/>
-          <w:bCs/>
-          <w:color w:val="000000"/>
-          <w:sz w:val="22"/>
-          <w:szCs w:val="22"/>
-        </w:rPr>
-        <w:t>OpenWeatherMap</w:t>
-      </w:r>
-      <w:proofErr w:type="spellEnd"/>
-      <w:r>
-        <w:rPr>
-          <w:b/>
-          <w:bCs/>
-          <w:color w:val="000000"/>
-          <w:sz w:val="22"/>
-          <w:szCs w:val="22"/>
-        </w:rPr>
-        <w:t xml:space="preserve">, API BCB, </w:t>
-      </w:r>
-      <w:proofErr w:type="spellStart"/>
-      <w:r>
-        <w:rPr>
-          <w:b/>
-          <w:bCs/>
-          <w:color w:val="000000"/>
-          <w:sz w:val="22"/>
-          <w:szCs w:val="22"/>
-        </w:rPr>
-        <w:t>ViaCEP</w:t>
-      </w:r>
-      <w:proofErr w:type="spellEnd"/>
-      <w:r>
-        <w:rPr>
-          <w:b/>
-          <w:bCs/>
-          <w:color w:val="000000"/>
-          <w:sz w:val="22"/>
-          <w:szCs w:val="22"/>
-        </w:rPr>
-        <w:t>]</w:t>
+        <w:t>Open-Meteo</w:t>
       </w:r>
     </w:p>
     <w:p>
@@ -2285,25 +2287,7 @@
           <w:sz w:val="22"/>
           <w:szCs w:val="22"/>
         </w:rPr>
-        <w:t>[</w:t>
-      </w:r>
-      <w:proofErr w:type="spellStart"/>
-      <w:r>
-        <w:rPr>
-          <w:color w:val="000000"/>
-          <w:sz w:val="22"/>
-          <w:szCs w:val="22"/>
-        </w:rPr>
-        <w:t>Ex</w:t>
-      </w:r>
-      <w:proofErr w:type="spellEnd"/>
-      <w:r>
-        <w:rPr>
-          <w:color w:val="000000"/>
-          <w:sz w:val="22"/>
-          <w:szCs w:val="22"/>
-        </w:rPr>
-        <w:t>: Histórico de temperatura/precipitação, Cotação diária do Dólar, Localização por CEP]</w:t>
+        <w:t>informações meteorológicas, como temperatura, precipitação e condições climáticas para as localidades analisadas.</w:t>
       </w:r>
     </w:p>
     <w:p>
@@ -2329,33 +2313,25 @@
           <w:sz w:val="22"/>
           <w:szCs w:val="22"/>
         </w:rPr>
-        <w:t xml:space="preserve">Formato de Resposta: </w:t>
-      </w:r>
-      <w:r>
-        <w:rPr>
-          <w:color w:val="000000"/>
-          <w:sz w:val="22"/>
-          <w:szCs w:val="22"/>
-        </w:rPr>
-        <w:t>[</w:t>
-      </w:r>
-      <w:proofErr w:type="spellStart"/>
-      <w:r>
-        <w:rPr>
-          <w:color w:val="000000"/>
-          <w:sz w:val="22"/>
-          <w:szCs w:val="22"/>
-        </w:rPr>
-        <w:t>Ex</w:t>
-      </w:r>
-      <w:proofErr w:type="spellEnd"/>
-      <w:r>
-        <w:rPr>
-          <w:color w:val="000000"/>
-          <w:sz w:val="22"/>
-          <w:szCs w:val="22"/>
-        </w:rPr>
-        <w:t>: JSON / XML / CSV]</w:t>
+        <w:t>Formato de Resposta:</w:t>
+      </w:r>
+      <w:r>
+        <w:rPr>
+          <w:b/>
+          <w:bCs/>
+          <w:color w:val="000000"/>
+          <w:sz w:val="22"/>
+          <w:szCs w:val="22"/>
+        </w:rPr>
+        <w:t xml:space="preserve"> </w:t>
+      </w:r>
+      <w:r>
+        <w:rPr>
+          <w:color w:val="000000"/>
+          <w:sz w:val="22"/>
+          <w:szCs w:val="22"/>
+        </w:rPr>
+        <w:t>JSON</w:t>
       </w:r>
     </w:p>
     <w:p>
@@ -2383,23 +2359,13 @@
         </w:rPr>
         <w:t xml:space="preserve">Justificativa de Uso: </w:t>
       </w:r>
-      <w:proofErr w:type="gramStart"/>
-      <w:r>
-        <w:rPr>
-          <w:color w:val="000000"/>
-          <w:sz w:val="22"/>
-          <w:szCs w:val="22"/>
-        </w:rPr>
-        <w:t>[Como</w:t>
-      </w:r>
-      <w:proofErr w:type="gramEnd"/>
-      <w:r>
-        <w:rPr>
-          <w:color w:val="000000"/>
-          <w:sz w:val="22"/>
-          <w:szCs w:val="22"/>
-        </w:rPr>
-        <w:t xml:space="preserve"> estes dados enriquecerão os KPIs do Dashboard no Power BI?]</w:t>
+      <w:r>
+        <w:rPr>
+          <w:color w:val="000000"/>
+          <w:sz w:val="22"/>
+          <w:szCs w:val="22"/>
+        </w:rPr>
+        <w:t>os dados climáticos poderão ser relacionados aos períodos de maior ou menor ocupação, permitindo verificar se determinadas condições meteorológicas apresentam relação com a movimentação turística e a realização de eventos.</w:t>
       </w:r>
     </w:p>
     <w:p>
@@ -2425,7 +2391,17 @@
           <w:sz w:val="22"/>
           <w:szCs w:val="22"/>
         </w:rPr>
-        <w:t>API Provável 2 (Opcional/Secundária): [Nome da API / Provedor]</w:t>
+        <w:t xml:space="preserve">API Provável 2 </w:t>
+      </w:r>
+      <w:r>
+        <w:rPr>
+          <w:b/>
+          <w:bCs/>
+          <w:color w:val="000000"/>
+          <w:sz w:val="22"/>
+          <w:szCs w:val="22"/>
+        </w:rPr>
+        <w:t>IBGE</w:t>
       </w:r>
     </w:p>
     <w:p>
@@ -2453,23 +2429,13 @@
         </w:rPr>
         <w:t xml:space="preserve">Dados a extrair: </w:t>
       </w:r>
-      <w:proofErr w:type="gramStart"/>
-      <w:r>
-        <w:rPr>
-          <w:color w:val="000000"/>
-          <w:sz w:val="22"/>
-          <w:szCs w:val="22"/>
-        </w:rPr>
-        <w:t>[Descreva</w:t>
-      </w:r>
-      <w:proofErr w:type="gramEnd"/>
-      <w:r>
-        <w:rPr>
-          <w:color w:val="000000"/>
-          <w:sz w:val="22"/>
-          <w:szCs w:val="22"/>
-        </w:rPr>
-        <w:t xml:space="preserve"> brevemente os atributos]</w:t>
+      <w:r>
+        <w:rPr>
+          <w:color w:val="000000"/>
+          <w:sz w:val="22"/>
+          <w:szCs w:val="22"/>
+        </w:rPr>
+        <w:t>informações relacionadas aos municípios e suas características geográficas e territoriais.</w:t>
       </w:r>
     </w:p>
     <w:p>
@@ -2503,12 +2469,16 @@
           <w:sz w:val="22"/>
           <w:szCs w:val="22"/>
         </w:rPr>
-        <w:t>[Aplicação prática na análise de dados]</w:t>
+        <w:t>os dados poderão auxiliar na padronização e identificação das localidades presentes na base principal, permitindo organizar os registros por município e facilitar os filtros e cruzamentos no Power BI.</w:t>
       </w:r>
     </w:p>
     <w:p>
       <w:pPr>
         <w:pStyle w:val="Ttulo2"/>
+        <w:numPr>
+          <w:ilvl w:val="1"/>
+          <w:numId w:val="5"/>
+        </w:numPr>
         <w:spacing w:before="240" w:after="140"/>
       </w:pPr>
       <w:r>
@@ -2519,7 +2489,7 @@
           <w:sz w:val="24"/>
           <w:szCs w:val="24"/>
         </w:rPr>
-        <w:t>3.4 Modelagem Inicial de Dados e Indicadores (KPIs)</w:t>
+        <w:t>Modelagem Inicial de Dados e Indicadores (KPIs)</w:t>
       </w:r>
     </w:p>
     <w:p>
@@ -2536,6 +2506,11 @@
           <w:between w:val="nil"/>
         </w:pBdr>
         <w:spacing w:after="140"/>
+        <w:rPr>
+          <w:color w:val="000000"/>
+          <w:sz w:val="22"/>
+          <w:szCs w:val="22"/>
+        </w:rPr>
       </w:pPr>
       <w:r>
         <w:rPr>
@@ -2556,7 +2531,7 @@
           <w:sz w:val="22"/>
           <w:szCs w:val="22"/>
         </w:rPr>
-        <w:t>Fato_Vendas</w:t>
+        <w:t>Fato_Turismo</w:t>
       </w:r>
       <w:proofErr w:type="spellEnd"/>
       <w:r>
@@ -2567,38 +2542,284 @@
           <w:sz w:val="22"/>
           <w:szCs w:val="22"/>
         </w:rPr>
-        <w:t xml:space="preserve"> / </w:t>
-      </w:r>
-      <w:proofErr w:type="spellStart"/>
-      <w:r>
-        <w:rPr>
-          <w:b/>
-          <w:bCs/>
-          <w:color w:val="000000"/>
-          <w:sz w:val="22"/>
-          <w:szCs w:val="22"/>
-        </w:rPr>
-        <w:t>Fato_Operacoes</w:t>
-      </w:r>
-      <w:proofErr w:type="spellEnd"/>
-      <w:r>
-        <w:rPr>
-          <w:b/>
-          <w:bCs/>
-          <w:color w:val="000000"/>
-          <w:sz w:val="22"/>
-          <w:szCs w:val="22"/>
-        </w:rPr>
-        <w:t xml:space="preserve">): </w:t>
-      </w:r>
-      <w:r>
-        <w:rPr>
-          <w:color w:val="000000"/>
-          <w:sz w:val="22"/>
-          <w:szCs w:val="22"/>
-        </w:rPr>
-        <w:t>Contém os registros granulares do evento principal.</w:t>
-      </w:r>
+        <w:t>):</w:t>
+      </w:r>
+    </w:p>
+    <w:p>
+      <w:pPr>
+        <w:pBdr>
+          <w:top w:val="nil"/>
+          <w:left w:val="nil"/>
+          <w:bottom w:val="nil"/>
+          <w:right w:val="nil"/>
+          <w:between w:val="nil"/>
+        </w:pBdr>
+        <w:spacing w:after="140"/>
+        <w:ind w:left="420"/>
+        <w:rPr>
+          <w:color w:val="000000"/>
+          <w:sz w:val="22"/>
+          <w:szCs w:val="22"/>
+        </w:rPr>
+      </w:pPr>
+      <w:r>
+        <w:rPr>
+          <w:color w:val="000000"/>
+          <w:sz w:val="22"/>
+          <w:szCs w:val="22"/>
+        </w:rPr>
+        <w:t>Conterá os registros relacionados à movimentação turística e ocupação, incluindo informações como:</w:t>
+      </w:r>
+    </w:p>
+    <w:p>
+      <w:pPr>
+        <w:numPr>
+          <w:ilvl w:val="1"/>
+          <w:numId w:val="1"/>
+        </w:numPr>
+        <w:pBdr>
+          <w:top w:val="nil"/>
+          <w:left w:val="nil"/>
+          <w:bottom w:val="nil"/>
+          <w:right w:val="nil"/>
+          <w:between w:val="nil"/>
+        </w:pBdr>
+        <w:spacing w:after="140"/>
+        <w:rPr>
+          <w:color w:val="000000"/>
+          <w:sz w:val="22"/>
+          <w:szCs w:val="22"/>
+        </w:rPr>
+      </w:pPr>
+      <w:r>
+        <w:rPr>
+          <w:color w:val="000000"/>
+          <w:sz w:val="22"/>
+          <w:szCs w:val="22"/>
+        </w:rPr>
+        <w:lastRenderedPageBreak/>
+        <w:t>quantidade de visitantes;</w:t>
+      </w:r>
+    </w:p>
+    <w:p>
+      <w:pPr>
+        <w:numPr>
+          <w:ilvl w:val="1"/>
+          <w:numId w:val="1"/>
+        </w:numPr>
+        <w:pBdr>
+          <w:top w:val="nil"/>
+          <w:left w:val="nil"/>
+          <w:bottom w:val="nil"/>
+          <w:right w:val="nil"/>
+          <w:between w:val="nil"/>
+        </w:pBdr>
+        <w:spacing w:after="140"/>
+        <w:rPr>
+          <w:color w:val="000000"/>
+          <w:sz w:val="22"/>
+          <w:szCs w:val="22"/>
+        </w:rPr>
+      </w:pPr>
+      <w:r>
+        <w:rPr>
+          <w:color w:val="000000"/>
+          <w:sz w:val="22"/>
+          <w:szCs w:val="22"/>
+        </w:rPr>
+        <w:t>quantidade de hospedagens/reservas;</w:t>
+      </w:r>
+    </w:p>
+    <w:p>
+      <w:pPr>
+        <w:numPr>
+          <w:ilvl w:val="1"/>
+          <w:numId w:val="1"/>
+        </w:numPr>
+        <w:pBdr>
+          <w:top w:val="nil"/>
+          <w:left w:val="nil"/>
+          <w:bottom w:val="nil"/>
+          <w:right w:val="nil"/>
+          <w:between w:val="nil"/>
+        </w:pBdr>
+        <w:spacing w:after="140"/>
+        <w:rPr>
+          <w:color w:val="000000"/>
+          <w:sz w:val="22"/>
+          <w:szCs w:val="22"/>
+        </w:rPr>
+      </w:pPr>
+      <w:r>
+        <w:rPr>
+          <w:color w:val="000000"/>
+          <w:sz w:val="22"/>
+          <w:szCs w:val="22"/>
+        </w:rPr>
+        <w:t>taxa ou percentual de ocupação;</w:t>
+      </w:r>
+    </w:p>
+    <w:p>
+      <w:pPr>
+        <w:numPr>
+          <w:ilvl w:val="1"/>
+          <w:numId w:val="1"/>
+        </w:numPr>
+        <w:pBdr>
+          <w:top w:val="nil"/>
+          <w:left w:val="nil"/>
+          <w:bottom w:val="nil"/>
+          <w:right w:val="nil"/>
+          <w:between w:val="nil"/>
+        </w:pBdr>
+        <w:spacing w:after="140"/>
+        <w:rPr>
+          <w:color w:val="000000"/>
+          <w:sz w:val="22"/>
+          <w:szCs w:val="22"/>
+        </w:rPr>
+      </w:pPr>
+      <w:r>
+        <w:rPr>
+          <w:color w:val="000000"/>
+          <w:sz w:val="22"/>
+          <w:szCs w:val="22"/>
+        </w:rPr>
+        <w:t>quantidade de eventos;</w:t>
+      </w:r>
+    </w:p>
+    <w:p>
+      <w:pPr>
+        <w:numPr>
+          <w:ilvl w:val="1"/>
+          <w:numId w:val="1"/>
+        </w:numPr>
+        <w:pBdr>
+          <w:top w:val="nil"/>
+          <w:left w:val="nil"/>
+          <w:bottom w:val="nil"/>
+          <w:right w:val="nil"/>
+          <w:between w:val="nil"/>
+        </w:pBdr>
+        <w:spacing w:after="140"/>
+        <w:rPr>
+          <w:color w:val="000000"/>
+          <w:sz w:val="22"/>
+          <w:szCs w:val="22"/>
+        </w:rPr>
+      </w:pPr>
+      <w:r>
+        <w:rPr>
+          <w:color w:val="000000"/>
+          <w:sz w:val="22"/>
+          <w:szCs w:val="22"/>
+        </w:rPr>
+        <w:t>avaliação média;</w:t>
+      </w:r>
+    </w:p>
+    <w:p>
+      <w:pPr>
+        <w:numPr>
+          <w:ilvl w:val="1"/>
+          <w:numId w:val="1"/>
+        </w:numPr>
+        <w:pBdr>
+          <w:top w:val="nil"/>
+          <w:left w:val="nil"/>
+          <w:bottom w:val="nil"/>
+          <w:right w:val="nil"/>
+          <w:between w:val="nil"/>
+        </w:pBdr>
+        <w:spacing w:after="140"/>
+        <w:rPr>
+          <w:color w:val="000000"/>
+          <w:sz w:val="22"/>
+          <w:szCs w:val="22"/>
+        </w:rPr>
+      </w:pPr>
+      <w:r>
+        <w:rPr>
+          <w:color w:val="000000"/>
+          <w:sz w:val="22"/>
+          <w:szCs w:val="22"/>
+        </w:rPr>
+        <w:t>período analisado;</w:t>
+      </w:r>
+    </w:p>
+    <w:p>
+      <w:pPr>
+        <w:numPr>
+          <w:ilvl w:val="1"/>
+          <w:numId w:val="1"/>
+        </w:numPr>
+        <w:pBdr>
+          <w:top w:val="nil"/>
+          <w:left w:val="nil"/>
+          <w:bottom w:val="nil"/>
+          <w:right w:val="nil"/>
+          <w:between w:val="nil"/>
+        </w:pBdr>
+        <w:spacing w:after="140"/>
+        <w:rPr>
+          <w:color w:val="000000"/>
+          <w:sz w:val="22"/>
+          <w:szCs w:val="22"/>
+        </w:rPr>
+      </w:pPr>
+      <w:r>
+        <w:rPr>
+          <w:color w:val="000000"/>
+          <w:sz w:val="22"/>
+          <w:szCs w:val="22"/>
+        </w:rPr>
+        <w:t>localidade;</w:t>
+      </w:r>
+    </w:p>
+    <w:p>
+      <w:pPr>
+        <w:numPr>
+          <w:ilvl w:val="1"/>
+          <w:numId w:val="1"/>
+        </w:numPr>
+        <w:pBdr>
+          <w:top w:val="nil"/>
+          <w:left w:val="nil"/>
+          <w:bottom w:val="nil"/>
+          <w:right w:val="nil"/>
+          <w:between w:val="nil"/>
+        </w:pBdr>
+        <w:spacing w:after="140"/>
+        <w:rPr>
+          <w:color w:val="000000"/>
+          <w:sz w:val="22"/>
+          <w:szCs w:val="22"/>
+        </w:rPr>
+      </w:pPr>
+      <w:r>
+        <w:rPr>
+          <w:color w:val="000000"/>
+          <w:sz w:val="22"/>
+          <w:szCs w:val="22"/>
+        </w:rPr>
+        <w:t>identificador do evento, quando aplicável.</w:t>
+      </w:r>
+    </w:p>
+    <w:p>
+      <w:pPr>
+        <w:pBdr>
+          <w:top w:val="nil"/>
+          <w:left w:val="nil"/>
+          <w:bottom w:val="nil"/>
+          <w:right w:val="nil"/>
+          <w:between w:val="nil"/>
+        </w:pBdr>
+        <w:spacing w:after="140"/>
+        <w:ind w:left="420"/>
+        <w:rPr>
+          <w:sz w:val="22"/>
+          <w:szCs w:val="22"/>
+        </w:rPr>
+      </w:pPr>
     </w:p>
     <w:p>
       <w:pPr>
@@ -2614,6 +2835,10 @@
           <w:between w:val="nil"/>
         </w:pBdr>
         <w:spacing w:after="140"/>
+        <w:rPr>
+          <w:sz w:val="22"/>
+          <w:szCs w:val="22"/>
+        </w:rPr>
       </w:pPr>
       <w:r>
         <w:rPr>
@@ -2623,9 +2848,8 @@
           <w:sz w:val="22"/>
           <w:szCs w:val="22"/>
         </w:rPr>
-        <w:t>Tabelas Dimensão (</w:t>
-      </w:r>
-      <w:proofErr w:type="spellStart"/>
+        <w:t>Tabelas Dimensão</w:t>
+      </w:r>
       <w:r>
         <w:rPr>
           <w:b/>
@@ -2634,70 +2858,7 @@
           <w:sz w:val="22"/>
           <w:szCs w:val="22"/>
         </w:rPr>
-        <w:t>Dim_Produto</w:t>
-      </w:r>
-      <w:proofErr w:type="spellEnd"/>
-      <w:r>
-        <w:rPr>
-          <w:b/>
-          <w:bCs/>
-          <w:color w:val="000000"/>
-          <w:sz w:val="22"/>
-          <w:szCs w:val="22"/>
-        </w:rPr>
-        <w:t xml:space="preserve">, </w:t>
-      </w:r>
-      <w:proofErr w:type="spellStart"/>
-      <w:r>
-        <w:rPr>
-          <w:b/>
-          <w:bCs/>
-          <w:color w:val="000000"/>
-          <w:sz w:val="22"/>
-          <w:szCs w:val="22"/>
-        </w:rPr>
-        <w:t>Dim_Loja</w:t>
-      </w:r>
-      <w:proofErr w:type="spellEnd"/>
-      <w:r>
-        <w:rPr>
-          <w:b/>
-          <w:bCs/>
-          <w:color w:val="000000"/>
-          <w:sz w:val="22"/>
-          <w:szCs w:val="22"/>
-        </w:rPr>
-        <w:t xml:space="preserve">, </w:t>
-      </w:r>
-      <w:proofErr w:type="spellStart"/>
-      <w:r>
-        <w:rPr>
-          <w:b/>
-          <w:bCs/>
-          <w:color w:val="000000"/>
-          <w:sz w:val="22"/>
-          <w:szCs w:val="22"/>
-        </w:rPr>
-        <w:t>Dim_Calendario</w:t>
-      </w:r>
-      <w:proofErr w:type="spellEnd"/>
-      <w:r>
-        <w:rPr>
-          <w:b/>
-          <w:bCs/>
-          <w:color w:val="000000"/>
-          <w:sz w:val="22"/>
-          <w:szCs w:val="22"/>
-        </w:rPr>
-        <w:t xml:space="preserve">): </w:t>
-      </w:r>
-      <w:r>
-        <w:rPr>
-          <w:color w:val="000000"/>
-          <w:sz w:val="22"/>
-          <w:szCs w:val="22"/>
-        </w:rPr>
-        <w:t>Tabelas auxiliares de contexto para filtros e cruzamentos.</w:t>
+        <w:t>:</w:t>
       </w:r>
     </w:p>
     <w:p>
@@ -2714,6 +2875,783 @@
           <w:between w:val="nil"/>
         </w:pBdr>
         <w:spacing w:after="140"/>
+        <w:rPr>
+          <w:sz w:val="22"/>
+          <w:szCs w:val="22"/>
+        </w:rPr>
+      </w:pPr>
+      <w:proofErr w:type="spellStart"/>
+      <w:r>
+        <w:rPr>
+          <w:b/>
+          <w:bCs/>
+          <w:sz w:val="22"/>
+          <w:szCs w:val="22"/>
+        </w:rPr>
+        <w:t>Dim_Calendario</w:t>
+      </w:r>
+      <w:proofErr w:type="spellEnd"/>
+    </w:p>
+    <w:p>
+      <w:pPr>
+        <w:numPr>
+          <w:ilvl w:val="0"/>
+          <w:numId w:val="1"/>
+        </w:numPr>
+        <w:pBdr>
+          <w:top w:val="nil"/>
+          <w:left w:val="nil"/>
+          <w:bottom w:val="nil"/>
+          <w:right w:val="nil"/>
+          <w:between w:val="nil"/>
+        </w:pBdr>
+        <w:tabs>
+          <w:tab w:val="num" w:pos="720"/>
+        </w:tabs>
+        <w:spacing w:after="140"/>
+        <w:rPr>
+          <w:sz w:val="22"/>
+          <w:szCs w:val="22"/>
+        </w:rPr>
+      </w:pPr>
+      <w:r>
+        <w:rPr>
+          <w:sz w:val="22"/>
+          <w:szCs w:val="22"/>
+        </w:rPr>
+        <w:t>Data;</w:t>
+      </w:r>
+    </w:p>
+    <w:p>
+      <w:pPr>
+        <w:numPr>
+          <w:ilvl w:val="0"/>
+          <w:numId w:val="1"/>
+        </w:numPr>
+        <w:pBdr>
+          <w:top w:val="nil"/>
+          <w:left w:val="nil"/>
+          <w:bottom w:val="nil"/>
+          <w:right w:val="nil"/>
+          <w:between w:val="nil"/>
+        </w:pBdr>
+        <w:tabs>
+          <w:tab w:val="num" w:pos="720"/>
+        </w:tabs>
+        <w:spacing w:after="140"/>
+        <w:rPr>
+          <w:sz w:val="22"/>
+          <w:szCs w:val="22"/>
+        </w:rPr>
+      </w:pPr>
+      <w:r>
+        <w:rPr>
+          <w:sz w:val="22"/>
+          <w:szCs w:val="22"/>
+        </w:rPr>
+        <w:t>Dia;</w:t>
+      </w:r>
+    </w:p>
+    <w:p>
+      <w:pPr>
+        <w:numPr>
+          <w:ilvl w:val="0"/>
+          <w:numId w:val="1"/>
+        </w:numPr>
+        <w:pBdr>
+          <w:top w:val="nil"/>
+          <w:left w:val="nil"/>
+          <w:bottom w:val="nil"/>
+          <w:right w:val="nil"/>
+          <w:between w:val="nil"/>
+        </w:pBdr>
+        <w:tabs>
+          <w:tab w:val="num" w:pos="720"/>
+        </w:tabs>
+        <w:spacing w:after="140"/>
+        <w:rPr>
+          <w:sz w:val="22"/>
+          <w:szCs w:val="22"/>
+        </w:rPr>
+      </w:pPr>
+      <w:r>
+        <w:rPr>
+          <w:sz w:val="22"/>
+          <w:szCs w:val="22"/>
+        </w:rPr>
+        <w:t>Mês;</w:t>
+      </w:r>
+    </w:p>
+    <w:p>
+      <w:pPr>
+        <w:numPr>
+          <w:ilvl w:val="0"/>
+          <w:numId w:val="1"/>
+        </w:numPr>
+        <w:pBdr>
+          <w:top w:val="nil"/>
+          <w:left w:val="nil"/>
+          <w:bottom w:val="nil"/>
+          <w:right w:val="nil"/>
+          <w:between w:val="nil"/>
+        </w:pBdr>
+        <w:tabs>
+          <w:tab w:val="num" w:pos="720"/>
+        </w:tabs>
+        <w:spacing w:after="140"/>
+        <w:rPr>
+          <w:sz w:val="22"/>
+          <w:szCs w:val="22"/>
+        </w:rPr>
+      </w:pPr>
+      <w:r>
+        <w:rPr>
+          <w:sz w:val="22"/>
+          <w:szCs w:val="22"/>
+        </w:rPr>
+        <w:t>Ano;</w:t>
+      </w:r>
+    </w:p>
+    <w:p>
+      <w:pPr>
+        <w:numPr>
+          <w:ilvl w:val="0"/>
+          <w:numId w:val="1"/>
+        </w:numPr>
+        <w:pBdr>
+          <w:top w:val="nil"/>
+          <w:left w:val="nil"/>
+          <w:bottom w:val="nil"/>
+          <w:right w:val="nil"/>
+          <w:between w:val="nil"/>
+        </w:pBdr>
+        <w:tabs>
+          <w:tab w:val="num" w:pos="720"/>
+        </w:tabs>
+        <w:spacing w:after="140"/>
+        <w:rPr>
+          <w:sz w:val="22"/>
+          <w:szCs w:val="22"/>
+        </w:rPr>
+      </w:pPr>
+      <w:r>
+        <w:rPr>
+          <w:sz w:val="22"/>
+          <w:szCs w:val="22"/>
+        </w:rPr>
+        <w:t>Trimestre;</w:t>
+      </w:r>
+    </w:p>
+    <w:p>
+      <w:pPr>
+        <w:numPr>
+          <w:ilvl w:val="0"/>
+          <w:numId w:val="1"/>
+        </w:numPr>
+        <w:pBdr>
+          <w:top w:val="nil"/>
+          <w:left w:val="nil"/>
+          <w:bottom w:val="nil"/>
+          <w:right w:val="nil"/>
+          <w:between w:val="nil"/>
+        </w:pBdr>
+        <w:tabs>
+          <w:tab w:val="num" w:pos="720"/>
+        </w:tabs>
+        <w:spacing w:after="140"/>
+        <w:rPr>
+          <w:sz w:val="22"/>
+          <w:szCs w:val="22"/>
+        </w:rPr>
+      </w:pPr>
+      <w:r>
+        <w:rPr>
+          <w:sz w:val="22"/>
+          <w:szCs w:val="22"/>
+        </w:rPr>
+        <w:t>Período/Sazonalidade.</w:t>
+      </w:r>
+    </w:p>
+    <w:p>
+      <w:pPr>
+        <w:pBdr>
+          <w:top w:val="nil"/>
+          <w:left w:val="nil"/>
+          <w:bottom w:val="nil"/>
+          <w:right w:val="nil"/>
+          <w:between w:val="nil"/>
+        </w:pBdr>
+        <w:spacing w:after="140"/>
+        <w:ind w:left="420"/>
+        <w:rPr>
+          <w:sz w:val="22"/>
+          <w:szCs w:val="22"/>
+        </w:rPr>
+      </w:pPr>
+    </w:p>
+    <w:p>
+      <w:pPr>
+        <w:numPr>
+          <w:ilvl w:val="0"/>
+          <w:numId w:val="1"/>
+        </w:numPr>
+        <w:pBdr>
+          <w:top w:val="nil"/>
+          <w:left w:val="nil"/>
+          <w:bottom w:val="nil"/>
+          <w:right w:val="nil"/>
+          <w:between w:val="nil"/>
+        </w:pBdr>
+        <w:spacing w:after="140"/>
+        <w:rPr>
+          <w:sz w:val="22"/>
+          <w:szCs w:val="22"/>
+        </w:rPr>
+      </w:pPr>
+      <w:proofErr w:type="spellStart"/>
+      <w:r>
+        <w:rPr>
+          <w:b/>
+          <w:bCs/>
+          <w:sz w:val="22"/>
+          <w:szCs w:val="22"/>
+        </w:rPr>
+        <w:t>Dim_Localidade</w:t>
+      </w:r>
+      <w:proofErr w:type="spellEnd"/>
+    </w:p>
+    <w:p>
+      <w:pPr>
+        <w:numPr>
+          <w:ilvl w:val="0"/>
+          <w:numId w:val="1"/>
+        </w:numPr>
+        <w:pBdr>
+          <w:top w:val="nil"/>
+          <w:left w:val="nil"/>
+          <w:bottom w:val="nil"/>
+          <w:right w:val="nil"/>
+          <w:between w:val="nil"/>
+        </w:pBdr>
+        <w:tabs>
+          <w:tab w:val="num" w:pos="720"/>
+        </w:tabs>
+        <w:spacing w:after="140"/>
+        <w:rPr>
+          <w:sz w:val="22"/>
+          <w:szCs w:val="22"/>
+        </w:rPr>
+      </w:pPr>
+      <w:r>
+        <w:rPr>
+          <w:sz w:val="22"/>
+          <w:szCs w:val="22"/>
+        </w:rPr>
+        <w:t>ID da localidade;</w:t>
+      </w:r>
+    </w:p>
+    <w:p>
+      <w:pPr>
+        <w:numPr>
+          <w:ilvl w:val="0"/>
+          <w:numId w:val="1"/>
+        </w:numPr>
+        <w:pBdr>
+          <w:top w:val="nil"/>
+          <w:left w:val="nil"/>
+          <w:bottom w:val="nil"/>
+          <w:right w:val="nil"/>
+          <w:between w:val="nil"/>
+        </w:pBdr>
+        <w:tabs>
+          <w:tab w:val="num" w:pos="720"/>
+        </w:tabs>
+        <w:spacing w:after="140"/>
+        <w:rPr>
+          <w:sz w:val="22"/>
+          <w:szCs w:val="22"/>
+        </w:rPr>
+      </w:pPr>
+      <w:r>
+        <w:rPr>
+          <w:sz w:val="22"/>
+          <w:szCs w:val="22"/>
+        </w:rPr>
+        <w:t>Município;</w:t>
+      </w:r>
+    </w:p>
+    <w:p>
+      <w:pPr>
+        <w:numPr>
+          <w:ilvl w:val="0"/>
+          <w:numId w:val="1"/>
+        </w:numPr>
+        <w:pBdr>
+          <w:top w:val="nil"/>
+          <w:left w:val="nil"/>
+          <w:bottom w:val="nil"/>
+          <w:right w:val="nil"/>
+          <w:between w:val="nil"/>
+        </w:pBdr>
+        <w:tabs>
+          <w:tab w:val="num" w:pos="720"/>
+        </w:tabs>
+        <w:spacing w:after="140"/>
+        <w:rPr>
+          <w:sz w:val="22"/>
+          <w:szCs w:val="22"/>
+        </w:rPr>
+      </w:pPr>
+      <w:r>
+        <w:rPr>
+          <w:sz w:val="22"/>
+          <w:szCs w:val="22"/>
+        </w:rPr>
+        <w:t>Estado;</w:t>
+      </w:r>
+    </w:p>
+    <w:p>
+      <w:pPr>
+        <w:numPr>
+          <w:ilvl w:val="0"/>
+          <w:numId w:val="1"/>
+        </w:numPr>
+        <w:pBdr>
+          <w:top w:val="nil"/>
+          <w:left w:val="nil"/>
+          <w:bottom w:val="nil"/>
+          <w:right w:val="nil"/>
+          <w:between w:val="nil"/>
+        </w:pBdr>
+        <w:tabs>
+          <w:tab w:val="num" w:pos="720"/>
+        </w:tabs>
+        <w:spacing w:after="140"/>
+        <w:rPr>
+          <w:sz w:val="22"/>
+          <w:szCs w:val="22"/>
+        </w:rPr>
+      </w:pPr>
+      <w:r>
+        <w:rPr>
+          <w:sz w:val="22"/>
+          <w:szCs w:val="22"/>
+        </w:rPr>
+        <w:t>Região</w:t>
+      </w:r>
+    </w:p>
+    <w:p>
+      <w:pPr>
+        <w:pBdr>
+          <w:top w:val="nil"/>
+          <w:left w:val="nil"/>
+          <w:bottom w:val="nil"/>
+          <w:right w:val="nil"/>
+          <w:between w:val="nil"/>
+        </w:pBdr>
+        <w:spacing w:after="140"/>
+        <w:ind w:left="420"/>
+        <w:rPr>
+          <w:sz w:val="22"/>
+          <w:szCs w:val="22"/>
+        </w:rPr>
+      </w:pPr>
+    </w:p>
+    <w:p>
+      <w:pPr>
+        <w:numPr>
+          <w:ilvl w:val="0"/>
+          <w:numId w:val="1"/>
+        </w:numPr>
+        <w:pBdr>
+          <w:top w:val="nil"/>
+          <w:left w:val="nil"/>
+          <w:bottom w:val="nil"/>
+          <w:right w:val="nil"/>
+          <w:between w:val="nil"/>
+        </w:pBdr>
+        <w:spacing w:after="140"/>
+        <w:rPr>
+          <w:sz w:val="22"/>
+          <w:szCs w:val="22"/>
+        </w:rPr>
+      </w:pPr>
+      <w:proofErr w:type="spellStart"/>
+      <w:r>
+        <w:rPr>
+          <w:b/>
+          <w:bCs/>
+          <w:sz w:val="22"/>
+          <w:szCs w:val="22"/>
+        </w:rPr>
+        <w:t>Dim_Evento</w:t>
+      </w:r>
+      <w:proofErr w:type="spellEnd"/>
+    </w:p>
+    <w:p>
+      <w:pPr>
+        <w:numPr>
+          <w:ilvl w:val="0"/>
+          <w:numId w:val="1"/>
+        </w:numPr>
+        <w:pBdr>
+          <w:top w:val="nil"/>
+          <w:left w:val="nil"/>
+          <w:bottom w:val="nil"/>
+          <w:right w:val="nil"/>
+          <w:between w:val="nil"/>
+        </w:pBdr>
+        <w:tabs>
+          <w:tab w:val="num" w:pos="720"/>
+        </w:tabs>
+        <w:spacing w:after="140"/>
+        <w:rPr>
+          <w:sz w:val="22"/>
+          <w:szCs w:val="22"/>
+        </w:rPr>
+      </w:pPr>
+      <w:r>
+        <w:rPr>
+          <w:sz w:val="22"/>
+          <w:szCs w:val="22"/>
+        </w:rPr>
+        <w:t>ID do evento;</w:t>
+      </w:r>
+    </w:p>
+    <w:p>
+      <w:pPr>
+        <w:numPr>
+          <w:ilvl w:val="0"/>
+          <w:numId w:val="1"/>
+        </w:numPr>
+        <w:pBdr>
+          <w:top w:val="nil"/>
+          <w:left w:val="nil"/>
+          <w:bottom w:val="nil"/>
+          <w:right w:val="nil"/>
+          <w:between w:val="nil"/>
+        </w:pBdr>
+        <w:tabs>
+          <w:tab w:val="num" w:pos="720"/>
+        </w:tabs>
+        <w:spacing w:after="140"/>
+        <w:rPr>
+          <w:sz w:val="22"/>
+          <w:szCs w:val="22"/>
+        </w:rPr>
+      </w:pPr>
+      <w:r>
+        <w:rPr>
+          <w:sz w:val="22"/>
+          <w:szCs w:val="22"/>
+        </w:rPr>
+        <w:t>Nome do evento;</w:t>
+      </w:r>
+    </w:p>
+    <w:p>
+      <w:pPr>
+        <w:numPr>
+          <w:ilvl w:val="0"/>
+          <w:numId w:val="1"/>
+        </w:numPr>
+        <w:pBdr>
+          <w:top w:val="nil"/>
+          <w:left w:val="nil"/>
+          <w:bottom w:val="nil"/>
+          <w:right w:val="nil"/>
+          <w:between w:val="nil"/>
+        </w:pBdr>
+        <w:tabs>
+          <w:tab w:val="num" w:pos="720"/>
+        </w:tabs>
+        <w:spacing w:after="140"/>
+        <w:rPr>
+          <w:sz w:val="22"/>
+          <w:szCs w:val="22"/>
+        </w:rPr>
+      </w:pPr>
+      <w:r>
+        <w:rPr>
+          <w:sz w:val="22"/>
+          <w:szCs w:val="22"/>
+        </w:rPr>
+        <w:t>Tipo de evento;</w:t>
+      </w:r>
+    </w:p>
+    <w:p>
+      <w:pPr>
+        <w:numPr>
+          <w:ilvl w:val="0"/>
+          <w:numId w:val="1"/>
+        </w:numPr>
+        <w:pBdr>
+          <w:top w:val="nil"/>
+          <w:left w:val="nil"/>
+          <w:bottom w:val="nil"/>
+          <w:right w:val="nil"/>
+          <w:between w:val="nil"/>
+        </w:pBdr>
+        <w:tabs>
+          <w:tab w:val="num" w:pos="720"/>
+        </w:tabs>
+        <w:spacing w:after="140"/>
+        <w:rPr>
+          <w:sz w:val="22"/>
+          <w:szCs w:val="22"/>
+        </w:rPr>
+      </w:pPr>
+      <w:r>
+        <w:rPr>
+          <w:sz w:val="22"/>
+          <w:szCs w:val="22"/>
+        </w:rPr>
+        <w:t>Data de início;</w:t>
+      </w:r>
+    </w:p>
+    <w:p>
+      <w:pPr>
+        <w:numPr>
+          <w:ilvl w:val="0"/>
+          <w:numId w:val="1"/>
+        </w:numPr>
+        <w:pBdr>
+          <w:top w:val="nil"/>
+          <w:left w:val="nil"/>
+          <w:bottom w:val="nil"/>
+          <w:right w:val="nil"/>
+          <w:between w:val="nil"/>
+        </w:pBdr>
+        <w:tabs>
+          <w:tab w:val="num" w:pos="720"/>
+        </w:tabs>
+        <w:spacing w:after="140"/>
+        <w:rPr>
+          <w:sz w:val="22"/>
+          <w:szCs w:val="22"/>
+        </w:rPr>
+      </w:pPr>
+      <w:r>
+        <w:rPr>
+          <w:sz w:val="22"/>
+          <w:szCs w:val="22"/>
+        </w:rPr>
+        <w:t>Data de término;</w:t>
+      </w:r>
+    </w:p>
+    <w:p>
+      <w:pPr>
+        <w:numPr>
+          <w:ilvl w:val="0"/>
+          <w:numId w:val="1"/>
+        </w:numPr>
+        <w:pBdr>
+          <w:top w:val="nil"/>
+          <w:left w:val="nil"/>
+          <w:bottom w:val="nil"/>
+          <w:right w:val="nil"/>
+          <w:between w:val="nil"/>
+        </w:pBdr>
+        <w:tabs>
+          <w:tab w:val="num" w:pos="720"/>
+        </w:tabs>
+        <w:spacing w:after="140"/>
+        <w:rPr>
+          <w:sz w:val="22"/>
+          <w:szCs w:val="22"/>
+        </w:rPr>
+      </w:pPr>
+      <w:r>
+        <w:rPr>
+          <w:sz w:val="22"/>
+          <w:szCs w:val="22"/>
+        </w:rPr>
+        <w:t>Localidade.</w:t>
+      </w:r>
+    </w:p>
+    <w:p>
+      <w:pPr>
+        <w:pBdr>
+          <w:top w:val="nil"/>
+          <w:left w:val="nil"/>
+          <w:bottom w:val="nil"/>
+          <w:right w:val="nil"/>
+          <w:between w:val="nil"/>
+        </w:pBdr>
+        <w:spacing w:after="140"/>
+        <w:ind w:left="420"/>
+        <w:rPr>
+          <w:sz w:val="22"/>
+          <w:szCs w:val="22"/>
+        </w:rPr>
+      </w:pPr>
+    </w:p>
+    <w:p>
+      <w:pPr>
+        <w:numPr>
+          <w:ilvl w:val="0"/>
+          <w:numId w:val="1"/>
+        </w:numPr>
+        <w:pBdr>
+          <w:top w:val="nil"/>
+          <w:left w:val="nil"/>
+          <w:bottom w:val="nil"/>
+          <w:right w:val="nil"/>
+          <w:between w:val="nil"/>
+        </w:pBdr>
+        <w:spacing w:after="140"/>
+        <w:rPr>
+          <w:sz w:val="22"/>
+          <w:szCs w:val="22"/>
+        </w:rPr>
+      </w:pPr>
+      <w:proofErr w:type="spellStart"/>
+      <w:r>
+        <w:rPr>
+          <w:b/>
+          <w:bCs/>
+          <w:sz w:val="22"/>
+          <w:szCs w:val="22"/>
+        </w:rPr>
+        <w:t>Dim_Avaliacao</w:t>
+      </w:r>
+      <w:proofErr w:type="spellEnd"/>
+    </w:p>
+    <w:p>
+      <w:pPr>
+        <w:numPr>
+          <w:ilvl w:val="0"/>
+          <w:numId w:val="1"/>
+        </w:numPr>
+        <w:pBdr>
+          <w:top w:val="nil"/>
+          <w:left w:val="nil"/>
+          <w:bottom w:val="nil"/>
+          <w:right w:val="nil"/>
+          <w:between w:val="nil"/>
+        </w:pBdr>
+        <w:spacing w:after="140"/>
+        <w:rPr>
+          <w:sz w:val="22"/>
+          <w:szCs w:val="22"/>
+        </w:rPr>
+      </w:pPr>
+      <w:r>
+        <w:rPr>
+          <w:sz w:val="22"/>
+          <w:szCs w:val="22"/>
+        </w:rPr>
+        <w:t>ID da avaliação;</w:t>
+      </w:r>
+    </w:p>
+    <w:p>
+      <w:pPr>
+        <w:numPr>
+          <w:ilvl w:val="0"/>
+          <w:numId w:val="1"/>
+        </w:numPr>
+        <w:pBdr>
+          <w:top w:val="nil"/>
+          <w:left w:val="nil"/>
+          <w:bottom w:val="nil"/>
+          <w:right w:val="nil"/>
+          <w:between w:val="nil"/>
+        </w:pBdr>
+        <w:spacing w:after="140"/>
+        <w:rPr>
+          <w:sz w:val="22"/>
+          <w:szCs w:val="22"/>
+        </w:rPr>
+      </w:pPr>
+      <w:r>
+        <w:rPr>
+          <w:sz w:val="22"/>
+          <w:szCs w:val="22"/>
+        </w:rPr>
+        <w:t>Nota;</w:t>
+      </w:r>
+    </w:p>
+    <w:p>
+      <w:pPr>
+        <w:numPr>
+          <w:ilvl w:val="0"/>
+          <w:numId w:val="1"/>
+        </w:numPr>
+        <w:pBdr>
+          <w:top w:val="nil"/>
+          <w:left w:val="nil"/>
+          <w:bottom w:val="nil"/>
+          <w:right w:val="nil"/>
+          <w:between w:val="nil"/>
+        </w:pBdr>
+        <w:spacing w:after="140"/>
+        <w:rPr>
+          <w:sz w:val="22"/>
+          <w:szCs w:val="22"/>
+        </w:rPr>
+      </w:pPr>
+      <w:r>
+        <w:rPr>
+          <w:sz w:val="22"/>
+          <w:szCs w:val="22"/>
+        </w:rPr>
+        <w:lastRenderedPageBreak/>
+        <w:t>Categoria da avaliação;</w:t>
+      </w:r>
+    </w:p>
+    <w:p>
+      <w:pPr>
+        <w:numPr>
+          <w:ilvl w:val="0"/>
+          <w:numId w:val="1"/>
+        </w:numPr>
+        <w:pBdr>
+          <w:top w:val="nil"/>
+          <w:left w:val="nil"/>
+          <w:bottom w:val="nil"/>
+          <w:right w:val="nil"/>
+          <w:between w:val="nil"/>
+        </w:pBdr>
+        <w:spacing w:after="140"/>
+        <w:rPr>
+          <w:sz w:val="22"/>
+          <w:szCs w:val="22"/>
+        </w:rPr>
+      </w:pPr>
+      <w:r>
+        <w:rPr>
+          <w:sz w:val="22"/>
+          <w:szCs w:val="22"/>
+        </w:rPr>
+        <w:t>Data da avaliação.</w:t>
+      </w:r>
+    </w:p>
+    <w:p>
+      <w:pPr>
+        <w:pBdr>
+          <w:top w:val="nil"/>
+          <w:left w:val="nil"/>
+          <w:bottom w:val="nil"/>
+          <w:right w:val="nil"/>
+          <w:between w:val="nil"/>
+        </w:pBdr>
+        <w:spacing w:after="140"/>
+        <w:ind w:left="420"/>
+      </w:pPr>
+    </w:p>
+    <w:p>
+      <w:pPr>
+        <w:numPr>
+          <w:ilvl w:val="0"/>
+          <w:numId w:val="1"/>
+        </w:numPr>
+        <w:pBdr>
+          <w:top w:val="nil"/>
+          <w:left w:val="nil"/>
+          <w:bottom w:val="nil"/>
+          <w:right w:val="nil"/>
+          <w:between w:val="nil"/>
+        </w:pBdr>
+        <w:spacing w:after="140"/>
       </w:pPr>
       <w:r>
         <w:rPr>
@@ -2783,7 +3721,6 @@
           <w:sz w:val="22"/>
           <w:szCs w:val="22"/>
         </w:rPr>
-        <w:lastRenderedPageBreak/>
         <w:t xml:space="preserve">Ticket Médio / Média Operacional: </w:t>
       </w:r>
       <w:r>
@@ -2905,21 +3842,7 @@
         <w:rPr>
           <w:rFonts w:ascii="Courier New" w:eastAsia="Courier New" w:hAnsi="Courier New" w:cs="Courier New"/>
         </w:rPr>
-        <w:t>MA2026-projeto-</w:t>
-      </w:r>
-      <w:proofErr w:type="gramStart"/>
-      <w:r>
-        <w:rPr>
-          <w:rFonts w:ascii="Courier New" w:eastAsia="Courier New" w:hAnsi="Courier New" w:cs="Courier New"/>
-        </w:rPr>
-        <w:t>pratico</w:t>
-      </w:r>
-      <w:proofErr w:type="gramEnd"/>
-      <w:r>
-        <w:rPr>
-          <w:rFonts w:ascii="Courier New" w:eastAsia="Courier New" w:hAnsi="Courier New" w:cs="Courier New"/>
-        </w:rPr>
-        <w:t>/</w:t>
+        <w:t>MA2026-projeto-pratico/</w:t>
       </w:r>
     </w:p>
     <w:p>
@@ -3309,40 +4232,27 @@
             <w:vAlign w:val="center"/>
           </w:tcPr>
           <w:p>
-            <w:r>
-              <w:rPr>
-                <w:color w:val="000000"/>
-              </w:rPr>
-              <w:t xml:space="preserve">Power </w:t>
+            <w:pPr>
+              <w:rPr>
+                <w:lang w:val="en-US"/>
+              </w:rPr>
+            </w:pPr>
+            <w:r>
+              <w:rPr>
+                <w:color w:val="000000"/>
+                <w:lang w:val="en-US"/>
+              </w:rPr>
+              <w:t xml:space="preserve">Power Pivot (Star Schema) &amp; DAX </w:t>
             </w:r>
             <w:proofErr w:type="spellStart"/>
             <w:r>
               <w:rPr>
                 <w:color w:val="000000"/>
-              </w:rPr>
-              <w:t>Pivot</w:t>
+                <w:lang w:val="en-US"/>
+              </w:rPr>
+              <w:t>Inicial</w:t>
             </w:r>
             <w:proofErr w:type="spellEnd"/>
-            <w:r>
-              <w:rPr>
-                <w:color w:val="000000"/>
-              </w:rPr>
-              <w:t xml:space="preserve"> (Star </w:t>
-            </w:r>
-            <w:proofErr w:type="spellStart"/>
-            <w:r>
-              <w:rPr>
-                <w:color w:val="000000"/>
-              </w:rPr>
-              <w:t>Schema</w:t>
-            </w:r>
-            <w:proofErr w:type="spellEnd"/>
-            <w:r>
-              <w:rPr>
-                <w:color w:val="000000"/>
-              </w:rPr>
-              <w:t>) &amp; DAX Inicial</w:t>
-            </w:r>
           </w:p>
         </w:tc>
         <w:tc>
@@ -3899,9 +4809,15 @@
             <w:vAlign w:val="center"/>
           </w:tcPr>
           <w:p>
-            <w:r>
-              <w:rPr>
-                <w:color w:val="000000"/>
+            <w:pPr>
+              <w:rPr>
+                <w:lang w:val="en-US"/>
+              </w:rPr>
+            </w:pPr>
+            <w:r>
+              <w:rPr>
+                <w:color w:val="000000"/>
+                <w:lang w:val="en-US"/>
               </w:rPr>
               <w:t>Dashboard Power BI (.</w:t>
             </w:r>
@@ -3909,6 +4825,7 @@
             <w:r>
               <w:rPr>
                 <w:color w:val="000000"/>
+                <w:lang w:val="en-US"/>
               </w:rPr>
               <w:t>pbix</w:t>
             </w:r>
@@ -3916,9 +4833,19 @@
             <w:r>
               <w:rPr>
                 <w:color w:val="000000"/>
-              </w:rPr>
-              <w:t>) &amp; Relatório</w:t>
-            </w:r>
+                <w:lang w:val="en-US"/>
+              </w:rPr>
+              <w:t xml:space="preserve">) &amp; </w:t>
+            </w:r>
+            <w:proofErr w:type="spellStart"/>
+            <w:r>
+              <w:rPr>
+                <w:color w:val="000000"/>
+                <w:lang w:val="en-US"/>
+              </w:rPr>
+              <w:t>Relatório</w:t>
+            </w:r>
+            <w:proofErr w:type="spellEnd"/>
           </w:p>
         </w:tc>
         <w:tc>
@@ -4118,7 +5045,7 @@
 </file>
 
 <file path=word/endnotes.xml><?xml version="1.0" encoding="utf-8"?>
-<w:endnotes xmlns:wpc="http://schemas.microsoft.com/office/word/2010/wordprocessingCanvas" xmlns:cx="http://schemas.microsoft.com/office/drawing/2014/chartex" xmlns:cx1="http://schemas.microsoft.com/office/drawing/2015/9/8/chartex" xmlns:cx2="http://schemas.microsoft.com/office/drawing/2015/10/21/chartex" xmlns:cx3="http://schemas.microsoft.com/office/drawing/2016/5/9/chartex" xmlns:cx4="http://schemas.microsoft.com/office/drawing/2016/5/10/chartex" xmlns:cx5="http://schemas.microsoft.com/office/drawing/2016/5/11/chartex" xmlns:cx6="http://schemas.microsoft.com/office/drawing/2016/5/12/chartex" xmlns:cx7="http://schemas.microsoft.com/office/drawing/2016/5/13/chartex" xmlns:cx8="http://schemas.microsoft.com/office/drawing/2016/5/14/chartex" xmlns:mc="http://schemas.openxmlformats.org/markup-compatibility/2006" xmlns:aink="http://schemas.microsoft.com/office/drawing/2016/ink" xmlns:am3d="http://schemas.microsoft.com/office/drawing/2017/model3d" xmlns:o="urn:schemas-microsoft-com:office:office" xmlns:oel="http://schemas.microsoft.com/office/2019/extlst" xmlns:r="http://schemas.openxmlformats.org/officeDocument/2006/relationships" xmlns:m="http://schemas.openxmlformats.org/officeDocument/2006/math" xmlns:v="urn:schemas-microsoft-com:vml" xmlns:wp14="http://schemas.microsoft.com/office/word/2010/wordprocessingDrawing" xmlns:wp="http://schemas.openxmlformats.org/drawingml/2006/wordprocessingDrawing" xmlns:w10="urn:schemas-microsoft-com:office:word" xmlns:w="http://schemas.openxmlformats.org/wordprocessingml/2006/main" xmlns:w14="http://schemas.microsoft.com/office/word/2010/wordml" xmlns:w15="http://schemas.microsoft.com/office/word/2012/wordml" xmlns:w16cex="http://schemas.microsoft.com/office/word/2018/wordml/cex" xmlns:w16cid="http://schemas.microsoft.com/office/word/2016/wordml/cid" xmlns:w16="http://schemas.microsoft.com/office/word/2018/wordml" xmlns:w16du="http://schemas.microsoft.com/office/word/2023/wordml/word16du" xmlns:w16sdtdh="http://schemas.microsoft.com/office/word/2020/wordml/sdtdatahash" xmlns:w16sdtfl="http://schemas.microsoft.com/office/word/2024/wordml/sdtformatlock" xmlns:w16se="http://schemas.microsoft.com/office/word/2015/wordml/symex" xmlns:wpg="http://schemas.microsoft.com/office/word/2010/wordprocessingGroup" xmlns:wpi="http://schemas.microsoft.com/office/word/2010/wordprocessingInk" xmlns:wne="http://schemas.microsoft.com/office/word/2006/wordml" xmlns:wps="http://schemas.microsoft.com/office/word/2010/wordprocessingShape" mc:Ignorable="w14 w15 w16se w16cid w16 w16cex w16sdtdh w16sdtfl w16du wp14">
+<w:endnotes xmlns:wpc="http://schemas.microsoft.com/office/word/2010/wordprocessingCanvas" xmlns:cx="http://schemas.microsoft.com/office/drawing/2014/chartex" xmlns:cx1="http://schemas.microsoft.com/office/drawing/2015/9/8/chartex" xmlns:cx2="http://schemas.microsoft.com/office/drawing/2015/10/21/chartex" xmlns:cx3="http://schemas.microsoft.com/office/drawing/2016/5/9/chartex" xmlns:cx4="http://schemas.microsoft.com/office/drawing/2016/5/10/chartex" xmlns:cx5="http://schemas.microsoft.com/office/drawing/2016/5/11/chartex" xmlns:cx6="http://schemas.microsoft.com/office/drawing/2016/5/12/chartex" xmlns:cx7="http://schemas.microsoft.com/office/drawing/2016/5/13/chartex" xmlns:cx8="http://schemas.microsoft.com/office/drawing/2016/5/14/chartex" xmlns:mc="http://schemas.openxmlformats.org/markup-compatibility/2006" xmlns:aink="http://schemas.microsoft.com/office/drawing/2016/ink" xmlns:am3d="http://schemas.microsoft.com/office/drawing/2017/model3d" xmlns:o="urn:schemas-microsoft-com:office:office" xmlns:oel="http://schemas.microsoft.com/office/2019/extlst" xmlns:r="http://schemas.openxmlformats.org/officeDocument/2006/relationships" xmlns:m="http://schemas.openxmlformats.org/officeDocument/2006/math" xmlns:v="urn:schemas-microsoft-com:vml" xmlns:wp14="http://schemas.microsoft.com/office/word/2010/wordprocessingDrawing" xmlns:wp="http://schemas.openxmlformats.org/drawingml/2006/wordprocessingDrawing" xmlns:w10="urn:schemas-microsoft-com:office:word" xmlns:w="http://schemas.openxmlformats.org/wordprocessingml/2006/main" xmlns:w14="http://schemas.microsoft.com/office/word/2010/wordml" xmlns:w15="http://schemas.microsoft.com/office/word/2012/wordml" xmlns:w16cex="http://schemas.microsoft.com/office/word/2018/wordml/cex" xmlns:w16cid="http://schemas.microsoft.com/office/word/2016/wordml/cid" xmlns:w16="http://schemas.microsoft.com/office/word/2018/wordml" xmlns:w16sdtdh="http://schemas.microsoft.com/office/word/2020/wordml/sdtdatahash" xmlns:w16se="http://schemas.microsoft.com/office/word/2015/wordml/symex" xmlns:wpg="http://schemas.microsoft.com/office/word/2010/wordprocessingGroup" xmlns:wpi="http://schemas.microsoft.com/office/word/2010/wordprocessingInk" xmlns:wne="http://schemas.microsoft.com/office/word/2006/wordml" xmlns:wps="http://schemas.microsoft.com/office/word/2010/wordprocessingShape" mc:Ignorable="w14 w15 w16se w16cid w16 w16cex w16sdtdh wp14">
   <w:endnote w:type="separator" w:id="-1">
     <w:p>
       <w:r>
@@ -4137,7 +5064,7 @@
 </file>
 
 <file path=word/footer1.xml><?xml version="1.0" encoding="utf-8"?>
-<w:ftr xmlns:wpc="http://schemas.microsoft.com/office/word/2010/wordprocessingCanvas" xmlns:cx="http://schemas.microsoft.com/office/drawing/2014/chartex" xmlns:cx1="http://schemas.microsoft.com/office/drawing/2015/9/8/chartex" xmlns:cx2="http://schemas.microsoft.com/office/drawing/2015/10/21/chartex" xmlns:cx3="http://schemas.microsoft.com/office/drawing/2016/5/9/chartex" xmlns:cx4="http://schemas.microsoft.com/office/drawing/2016/5/10/chartex" xmlns:cx5="http://schemas.microsoft.com/office/drawing/2016/5/11/chartex" xmlns:cx6="http://schemas.microsoft.com/office/drawing/2016/5/12/chartex" xmlns:cx7="http://schemas.microsoft.com/office/drawing/2016/5/13/chartex" xmlns:cx8="http://schemas.microsoft.com/office/drawing/2016/5/14/chartex" xmlns:mc="http://schemas.openxmlformats.org/markup-compatibility/2006" xmlns:aink="http://schemas.microsoft.com/office/drawing/2016/ink" xmlns:am3d="http://schemas.microsoft.com/office/drawing/2017/model3d" xmlns:o="urn:schemas-microsoft-com:office:office" xmlns:oel="http://schemas.microsoft.com/office/2019/extlst" xmlns:r="http://schemas.openxmlformats.org/officeDocument/2006/relationships" xmlns:m="http://schemas.openxmlformats.org/officeDocument/2006/math" xmlns:v="urn:schemas-microsoft-com:vml" xmlns:wp14="http://schemas.microsoft.com/office/word/2010/wordprocessingDrawing" xmlns:wp="http://schemas.openxmlformats.org/drawingml/2006/wordprocessingDrawing" xmlns:w10="urn:schemas-microsoft-com:office:word" xmlns:w="http://schemas.openxmlformats.org/wordprocessingml/2006/main" xmlns:w14="http://schemas.microsoft.com/office/word/2010/wordml" xmlns:w15="http://schemas.microsoft.com/office/word/2012/wordml" xmlns:w16cex="http://schemas.microsoft.com/office/word/2018/wordml/cex" xmlns:w16cid="http://schemas.microsoft.com/office/word/2016/wordml/cid" xmlns:w16="http://schemas.microsoft.com/office/word/2018/wordml" xmlns:w16du="http://schemas.microsoft.com/office/word/2023/wordml/word16du" xmlns:w16sdtdh="http://schemas.microsoft.com/office/word/2020/wordml/sdtdatahash" xmlns:w16sdtfl="http://schemas.microsoft.com/office/word/2024/wordml/sdtformatlock" xmlns:w16se="http://schemas.microsoft.com/office/word/2015/wordml/symex" xmlns:wpg="http://schemas.microsoft.com/office/word/2010/wordprocessingGroup" xmlns:wpi="http://schemas.microsoft.com/office/word/2010/wordprocessingInk" xmlns:wne="http://schemas.microsoft.com/office/word/2006/wordml" xmlns:wps="http://schemas.microsoft.com/office/word/2010/wordprocessingShape" mc:Ignorable="w14 w15 w16se w16cid w16 w16cex w16sdtdh w16sdtfl w16du wp14">
+<w:ftr xmlns:wpc="http://schemas.microsoft.com/office/word/2010/wordprocessingCanvas" xmlns:cx="http://schemas.microsoft.com/office/drawing/2014/chartex" xmlns:cx1="http://schemas.microsoft.com/office/drawing/2015/9/8/chartex" xmlns:cx2="http://schemas.microsoft.com/office/drawing/2015/10/21/chartex" xmlns:cx3="http://schemas.microsoft.com/office/drawing/2016/5/9/chartex" xmlns:cx4="http://schemas.microsoft.com/office/drawing/2016/5/10/chartex" xmlns:cx5="http://schemas.microsoft.com/office/drawing/2016/5/11/chartex" xmlns:cx6="http://schemas.microsoft.com/office/drawing/2016/5/12/chartex" xmlns:cx7="http://schemas.microsoft.com/office/drawing/2016/5/13/chartex" xmlns:cx8="http://schemas.microsoft.com/office/drawing/2016/5/14/chartex" xmlns:mc="http://schemas.openxmlformats.org/markup-compatibility/2006" xmlns:aink="http://schemas.microsoft.com/office/drawing/2016/ink" xmlns:am3d="http://schemas.microsoft.com/office/drawing/2017/model3d" xmlns:o="urn:schemas-microsoft-com:office:office" xmlns:oel="http://schemas.microsoft.com/office/2019/extlst" xmlns:r="http://schemas.openxmlformats.org/officeDocument/2006/relationships" xmlns:m="http://schemas.openxmlformats.org/officeDocument/2006/math" xmlns:v="urn:schemas-microsoft-com:vml" xmlns:wp14="http://schemas.microsoft.com/office/word/2010/wordprocessingDrawing" xmlns:wp="http://schemas.openxmlformats.org/drawingml/2006/wordprocessingDrawing" xmlns:w10="urn:schemas-microsoft-com:office:word" xmlns:w="http://schemas.openxmlformats.org/wordprocessingml/2006/main" xmlns:w14="http://schemas.microsoft.com/office/word/2010/wordml" xmlns:w15="http://schemas.microsoft.com/office/word/2012/wordml" xmlns:w16cex="http://schemas.microsoft.com/office/word/2018/wordml/cex" xmlns:w16cid="http://schemas.microsoft.com/office/word/2016/wordml/cid" xmlns:w16="http://schemas.microsoft.com/office/word/2018/wordml" xmlns:w16sdtdh="http://schemas.microsoft.com/office/word/2020/wordml/sdtdatahash" xmlns:w16se="http://schemas.microsoft.com/office/word/2015/wordml/symex" xmlns:wpg="http://schemas.microsoft.com/office/word/2010/wordprocessingGroup" xmlns:wpi="http://schemas.microsoft.com/office/word/2010/wordprocessingInk" xmlns:wne="http://schemas.microsoft.com/office/word/2006/wordml" xmlns:wps="http://schemas.microsoft.com/office/word/2010/wordprocessingShape" mc:Ignorable="w14 w15 w16se w16cid w16 w16cex w16sdtdh wp14">
   <w:p>
     <w:pPr>
       <w:jc w:val="center"/>
@@ -4196,7 +5123,7 @@
 </file>
 
 <file path=word/footnotes.xml><?xml version="1.0" encoding="utf-8"?>
-<w:footnotes xmlns:wpc="http://schemas.microsoft.com/office/word/2010/wordprocessingCanvas" xmlns:cx="http://schemas.microsoft.com/office/drawing/2014/chartex" xmlns:cx1="http://schemas.microsoft.com/office/drawing/2015/9/8/chartex" xmlns:cx2="http://schemas.microsoft.com/office/drawing/2015/10/21/chartex" xmlns:cx3="http://schemas.microsoft.com/office/drawing/2016/5/9/chartex" xmlns:cx4="http://schemas.microsoft.com/office/drawing/2016/5/10/chartex" xmlns:cx5="http://schemas.microsoft.com/office/drawing/2016/5/11/chartex" xmlns:cx6="http://schemas.microsoft.com/office/drawing/2016/5/12/chartex" xmlns:cx7="http://schemas.microsoft.com/office/drawing/2016/5/13/chartex" xmlns:cx8="http://schemas.microsoft.com/office/drawing/2016/5/14/chartex" xmlns:mc="http://schemas.openxmlformats.org/markup-compatibility/2006" xmlns:aink="http://schemas.microsoft.com/office/drawing/2016/ink" xmlns:am3d="http://schemas.microsoft.com/office/drawing/2017/model3d" xmlns:o="urn:schemas-microsoft-com:office:office" xmlns:oel="http://schemas.microsoft.com/office/2019/extlst" xmlns:r="http://schemas.openxmlformats.org/officeDocument/2006/relationships" xmlns:m="http://schemas.openxmlformats.org/officeDocument/2006/math" xmlns:v="urn:schemas-microsoft-com:vml" xmlns:wp14="http://schemas.microsoft.com/office/word/2010/wordprocessingDrawing" xmlns:wp="http://schemas.openxmlformats.org/drawingml/2006/wordprocessingDrawing" xmlns:w10="urn:schemas-microsoft-com:office:word" xmlns:w="http://schemas.openxmlformats.org/wordprocessingml/2006/main" xmlns:w14="http://schemas.microsoft.com/office/word/2010/wordml" xmlns:w15="http://schemas.microsoft.com/office/word/2012/wordml" xmlns:w16cex="http://schemas.microsoft.com/office/word/2018/wordml/cex" xmlns:w16cid="http://schemas.microsoft.com/office/word/2016/wordml/cid" xmlns:w16="http://schemas.microsoft.com/office/word/2018/wordml" xmlns:w16du="http://schemas.microsoft.com/office/word/2023/wordml/word16du" xmlns:w16sdtdh="http://schemas.microsoft.com/office/word/2020/wordml/sdtdatahash" xmlns:w16sdtfl="http://schemas.microsoft.com/office/word/2024/wordml/sdtformatlock" xmlns:w16se="http://schemas.microsoft.com/office/word/2015/wordml/symex" xmlns:wpg="http://schemas.microsoft.com/office/word/2010/wordprocessingGroup" xmlns:wpi="http://schemas.microsoft.com/office/word/2010/wordprocessingInk" xmlns:wne="http://schemas.microsoft.com/office/word/2006/wordml" xmlns:wps="http://schemas.microsoft.com/office/word/2010/wordprocessingShape" mc:Ignorable="w14 w15 w16se w16cid w16 w16cex w16sdtdh w16sdtfl w16du wp14">
+<w:footnotes xmlns:wpc="http://schemas.microsoft.com/office/word/2010/wordprocessingCanvas" xmlns:cx="http://schemas.microsoft.com/office/drawing/2014/chartex" xmlns:cx1="http://schemas.microsoft.com/office/drawing/2015/9/8/chartex" xmlns:cx2="http://schemas.microsoft.com/office/drawing/2015/10/21/chartex" xmlns:cx3="http://schemas.microsoft.com/office/drawing/2016/5/9/chartex" xmlns:cx4="http://schemas.microsoft.com/office/drawing/2016/5/10/chartex" xmlns:cx5="http://schemas.microsoft.com/office/drawing/2016/5/11/chartex" xmlns:cx6="http://schemas.microsoft.com/office/drawing/2016/5/12/chartex" xmlns:cx7="http://schemas.microsoft.com/office/drawing/2016/5/13/chartex" xmlns:cx8="http://schemas.microsoft.com/office/drawing/2016/5/14/chartex" xmlns:mc="http://schemas.openxmlformats.org/markup-compatibility/2006" xmlns:aink="http://schemas.microsoft.com/office/drawing/2016/ink" xmlns:am3d="http://schemas.microsoft.com/office/drawing/2017/model3d" xmlns:o="urn:schemas-microsoft-com:office:office" xmlns:oel="http://schemas.microsoft.com/office/2019/extlst" xmlns:r="http://schemas.openxmlformats.org/officeDocument/2006/relationships" xmlns:m="http://schemas.openxmlformats.org/officeDocument/2006/math" xmlns:v="urn:schemas-microsoft-com:vml" xmlns:wp14="http://schemas.microsoft.com/office/word/2010/wordprocessingDrawing" xmlns:wp="http://schemas.openxmlformats.org/drawingml/2006/wordprocessingDrawing" xmlns:w10="urn:schemas-microsoft-com:office:word" xmlns:w="http://schemas.openxmlformats.org/wordprocessingml/2006/main" xmlns:w14="http://schemas.microsoft.com/office/word/2010/wordml" xmlns:w15="http://schemas.microsoft.com/office/word/2012/wordml" xmlns:w16cex="http://schemas.microsoft.com/office/word/2018/wordml/cex" xmlns:w16cid="http://schemas.microsoft.com/office/word/2016/wordml/cid" xmlns:w16="http://schemas.microsoft.com/office/word/2018/wordml" xmlns:w16sdtdh="http://schemas.microsoft.com/office/word/2020/wordml/sdtdatahash" xmlns:w16se="http://schemas.microsoft.com/office/word/2015/wordml/symex" xmlns:wpg="http://schemas.microsoft.com/office/word/2010/wordprocessingGroup" xmlns:wpi="http://schemas.microsoft.com/office/word/2010/wordprocessingInk" xmlns:wne="http://schemas.microsoft.com/office/word/2006/wordml" xmlns:wps="http://schemas.microsoft.com/office/word/2010/wordprocessingShape" mc:Ignorable="w14 w15 w16se w16cid w16 w16cex w16sdtdh wp14">
   <w:footnote w:type="separator" w:id="-1">
     <w:p>
       <w:r>
@@ -4215,7 +5142,7 @@
 </file>
 
 <file path=word/header1.xml><?xml version="1.0" encoding="utf-8"?>
-<w:hdr xmlns:wpc="http://schemas.microsoft.com/office/word/2010/wordprocessingCanvas" xmlns:cx="http://schemas.microsoft.com/office/drawing/2014/chartex" xmlns:cx1="http://schemas.microsoft.com/office/drawing/2015/9/8/chartex" xmlns:cx2="http://schemas.microsoft.com/office/drawing/2015/10/21/chartex" xmlns:cx3="http://schemas.microsoft.com/office/drawing/2016/5/9/chartex" xmlns:cx4="http://schemas.microsoft.com/office/drawing/2016/5/10/chartex" xmlns:cx5="http://schemas.microsoft.com/office/drawing/2016/5/11/chartex" xmlns:cx6="http://schemas.microsoft.com/office/drawing/2016/5/12/chartex" xmlns:cx7="http://schemas.microsoft.com/office/drawing/2016/5/13/chartex" xmlns:cx8="http://schemas.microsoft.com/office/drawing/2016/5/14/chartex" xmlns:mc="http://schemas.openxmlformats.org/markup-compatibility/2006" xmlns:aink="http://schemas.microsoft.com/office/drawing/2016/ink" xmlns:am3d="http://schemas.microsoft.com/office/drawing/2017/model3d" xmlns:o="urn:schemas-microsoft-com:office:office" xmlns:oel="http://schemas.microsoft.com/office/2019/extlst" xmlns:r="http://schemas.openxmlformats.org/officeDocument/2006/relationships" xmlns:m="http://schemas.openxmlformats.org/officeDocument/2006/math" xmlns:v="urn:schemas-microsoft-com:vml" xmlns:wp14="http://schemas.microsoft.com/office/word/2010/wordprocessingDrawing" xmlns:wp="http://schemas.openxmlformats.org/drawingml/2006/wordprocessingDrawing" xmlns:w10="urn:schemas-microsoft-com:office:word" xmlns:w="http://schemas.openxmlformats.org/wordprocessingml/2006/main" xmlns:w14="http://schemas.microsoft.com/office/word/2010/wordml" xmlns:w15="http://schemas.microsoft.com/office/word/2012/wordml" xmlns:w16cex="http://schemas.microsoft.com/office/word/2018/wordml/cex" xmlns:w16cid="http://schemas.microsoft.com/office/word/2016/wordml/cid" xmlns:w16="http://schemas.microsoft.com/office/word/2018/wordml" xmlns:w16du="http://schemas.microsoft.com/office/word/2023/wordml/word16du" xmlns:w16sdtdh="http://schemas.microsoft.com/office/word/2020/wordml/sdtdatahash" xmlns:w16sdtfl="http://schemas.microsoft.com/office/word/2024/wordml/sdtformatlock" xmlns:w16se="http://schemas.microsoft.com/office/word/2015/wordml/symex" xmlns:wpg="http://schemas.microsoft.com/office/word/2010/wordprocessingGroup" xmlns:wpi="http://schemas.microsoft.com/office/word/2010/wordprocessingInk" xmlns:wne="http://schemas.microsoft.com/office/word/2006/wordml" xmlns:wps="http://schemas.microsoft.com/office/word/2010/wordprocessingShape" mc:Ignorable="w14 w15 w16se w16cid w16 w16cex w16sdtdh w16sdtfl w16du wp14">
+<w:hdr xmlns:wpc="http://schemas.microsoft.com/office/word/2010/wordprocessingCanvas" xmlns:cx="http://schemas.microsoft.com/office/drawing/2014/chartex" xmlns:cx1="http://schemas.microsoft.com/office/drawing/2015/9/8/chartex" xmlns:cx2="http://schemas.microsoft.com/office/drawing/2015/10/21/chartex" xmlns:cx3="http://schemas.microsoft.com/office/drawing/2016/5/9/chartex" xmlns:cx4="http://schemas.microsoft.com/office/drawing/2016/5/10/chartex" xmlns:cx5="http://schemas.microsoft.com/office/drawing/2016/5/11/chartex" xmlns:cx6="http://schemas.microsoft.com/office/drawing/2016/5/12/chartex" xmlns:cx7="http://schemas.microsoft.com/office/drawing/2016/5/13/chartex" xmlns:cx8="http://schemas.microsoft.com/office/drawing/2016/5/14/chartex" xmlns:mc="http://schemas.openxmlformats.org/markup-compatibility/2006" xmlns:aink="http://schemas.microsoft.com/office/drawing/2016/ink" xmlns:am3d="http://schemas.microsoft.com/office/drawing/2017/model3d" xmlns:o="urn:schemas-microsoft-com:office:office" xmlns:oel="http://schemas.microsoft.com/office/2019/extlst" xmlns:r="http://schemas.openxmlformats.org/officeDocument/2006/relationships" xmlns:m="http://schemas.openxmlformats.org/officeDocument/2006/math" xmlns:v="urn:schemas-microsoft-com:vml" xmlns:wp14="http://schemas.microsoft.com/office/word/2010/wordprocessingDrawing" xmlns:wp="http://schemas.openxmlformats.org/drawingml/2006/wordprocessingDrawing" xmlns:w10="urn:schemas-microsoft-com:office:word" xmlns:w="http://schemas.openxmlformats.org/wordprocessingml/2006/main" xmlns:w14="http://schemas.microsoft.com/office/word/2010/wordml" xmlns:w15="http://schemas.microsoft.com/office/word/2012/wordml" xmlns:w16cex="http://schemas.microsoft.com/office/word/2018/wordml/cex" xmlns:w16cid="http://schemas.microsoft.com/office/word/2016/wordml/cid" xmlns:w16="http://schemas.microsoft.com/office/word/2018/wordml" xmlns:w16sdtdh="http://schemas.microsoft.com/office/word/2020/wordml/sdtdatahash" xmlns:w16se="http://schemas.microsoft.com/office/word/2015/wordml/symex" xmlns:wpg="http://schemas.microsoft.com/office/word/2010/wordprocessingGroup" xmlns:wpi="http://schemas.microsoft.com/office/word/2010/wordprocessingInk" xmlns:wne="http://schemas.microsoft.com/office/word/2006/wordml" xmlns:wps="http://schemas.microsoft.com/office/word/2010/wordprocessingShape" mc:Ignorable="w14 w15 w16se w16cid w16 w16cex w16sdtdh wp14">
   <w:p>
     <w:pPr>
       <w:pBdr>
@@ -4238,8 +5165,446 @@
 </file>
 
 <file path=word/numbering.xml><?xml version="1.0" encoding="utf-8"?>
-<w:numbering xmlns:wpc="http://schemas.microsoft.com/office/word/2010/wordprocessingCanvas" xmlns:cx="http://schemas.microsoft.com/office/drawing/2014/chartex" xmlns:cx1="http://schemas.microsoft.com/office/drawing/2015/9/8/chartex" xmlns:cx2="http://schemas.microsoft.com/office/drawing/2015/10/21/chartex" xmlns:cx3="http://schemas.microsoft.com/office/drawing/2016/5/9/chartex" xmlns:cx4="http://schemas.microsoft.com/office/drawing/2016/5/10/chartex" xmlns:cx5="http://schemas.microsoft.com/office/drawing/2016/5/11/chartex" xmlns:cx6="http://schemas.microsoft.com/office/drawing/2016/5/12/chartex" xmlns:cx7="http://schemas.microsoft.com/office/drawing/2016/5/13/chartex" xmlns:cx8="http://schemas.microsoft.com/office/drawing/2016/5/14/chartex" xmlns:mc="http://schemas.openxmlformats.org/markup-compatibility/2006" xmlns:aink="http://schemas.microsoft.com/office/drawing/2016/ink" xmlns:am3d="http://schemas.microsoft.com/office/drawing/2017/model3d" xmlns:o="urn:schemas-microsoft-com:office:office" xmlns:oel="http://schemas.microsoft.com/office/2019/extlst" xmlns:r="http://schemas.openxmlformats.org/officeDocument/2006/relationships" xmlns:m="http://schemas.openxmlformats.org/officeDocument/2006/math" xmlns:v="urn:schemas-microsoft-com:vml" xmlns:wp14="http://schemas.microsoft.com/office/word/2010/wordprocessingDrawing" xmlns:wp="http://schemas.openxmlformats.org/drawingml/2006/wordprocessingDrawing" xmlns:w10="urn:schemas-microsoft-com:office:word" xmlns:w="http://schemas.openxmlformats.org/wordprocessingml/2006/main" xmlns:w14="http://schemas.microsoft.com/office/word/2010/wordml" xmlns:w15="http://schemas.microsoft.com/office/word/2012/wordml" xmlns:w16cex="http://schemas.microsoft.com/office/word/2018/wordml/cex" xmlns:w16cid="http://schemas.microsoft.com/office/word/2016/wordml/cid" xmlns:w16="http://schemas.microsoft.com/office/word/2018/wordml" xmlns:w16du="http://schemas.microsoft.com/office/word/2023/wordml/word16du" xmlns:w16sdtdh="http://schemas.microsoft.com/office/word/2020/wordml/sdtdatahash" xmlns:w16sdtfl="http://schemas.microsoft.com/office/word/2024/wordml/sdtformatlock" xmlns:w16se="http://schemas.microsoft.com/office/word/2015/wordml/symex" xmlns:wpg="http://schemas.microsoft.com/office/word/2010/wordprocessingGroup" xmlns:wpi="http://schemas.microsoft.com/office/word/2010/wordprocessingInk" xmlns:wne="http://schemas.microsoft.com/office/word/2006/wordml" xmlns:wps="http://schemas.microsoft.com/office/word/2010/wordprocessingShape" mc:Ignorable="w14 w15 w16se w16cid w16 w16cex w16sdtdh w16sdtfl w16du wp14">
+<w:numbering xmlns:wpc="http://schemas.microsoft.com/office/word/2010/wordprocessingCanvas" xmlns:cx="http://schemas.microsoft.com/office/drawing/2014/chartex" xmlns:cx1="http://schemas.microsoft.com/office/drawing/2015/9/8/chartex" xmlns:cx2="http://schemas.microsoft.com/office/drawing/2015/10/21/chartex" xmlns:cx3="http://schemas.microsoft.com/office/drawing/2016/5/9/chartex" xmlns:cx4="http://schemas.microsoft.com/office/drawing/2016/5/10/chartex" xmlns:cx5="http://schemas.microsoft.com/office/drawing/2016/5/11/chartex" xmlns:cx6="http://schemas.microsoft.com/office/drawing/2016/5/12/chartex" xmlns:cx7="http://schemas.microsoft.com/office/drawing/2016/5/13/chartex" xmlns:cx8="http://schemas.microsoft.com/office/drawing/2016/5/14/chartex" xmlns:mc="http://schemas.openxmlformats.org/markup-compatibility/2006" xmlns:aink="http://schemas.microsoft.com/office/drawing/2016/ink" xmlns:am3d="http://schemas.microsoft.com/office/drawing/2017/model3d" xmlns:o="urn:schemas-microsoft-com:office:office" xmlns:oel="http://schemas.microsoft.com/office/2019/extlst" xmlns:r="http://schemas.openxmlformats.org/officeDocument/2006/relationships" xmlns:m="http://schemas.openxmlformats.org/officeDocument/2006/math" xmlns:v="urn:schemas-microsoft-com:vml" xmlns:wp14="http://schemas.microsoft.com/office/word/2010/wordprocessingDrawing" xmlns:wp="http://schemas.openxmlformats.org/drawingml/2006/wordprocessingDrawing" xmlns:w10="urn:schemas-microsoft-com:office:word" xmlns:w="http://schemas.openxmlformats.org/wordprocessingml/2006/main" xmlns:w14="http://schemas.microsoft.com/office/word/2010/wordml" xmlns:w15="http://schemas.microsoft.com/office/word/2012/wordml" xmlns:w16cex="http://schemas.microsoft.com/office/word/2018/wordml/cex" xmlns:w16cid="http://schemas.microsoft.com/office/word/2016/wordml/cid" xmlns:w16="http://schemas.microsoft.com/office/word/2018/wordml" xmlns:w16sdtdh="http://schemas.microsoft.com/office/word/2020/wordml/sdtdatahash" xmlns:w16se="http://schemas.microsoft.com/office/word/2015/wordml/symex" xmlns:wpg="http://schemas.microsoft.com/office/word/2010/wordprocessingGroup" xmlns:wpi="http://schemas.microsoft.com/office/word/2010/wordprocessingInk" xmlns:wne="http://schemas.microsoft.com/office/word/2006/wordml" xmlns:wps="http://schemas.microsoft.com/office/word/2010/wordprocessingShape" mc:Ignorable="w14 w15 w16se w16cid w16 w16cex w16sdtdh wp14">
   <w:abstractNum w:abstractNumId="0" w15:restartNumberingAfterBreak="0">
+    <w:nsid w:val="0EDE07CB"/>
+    <w:multiLevelType w:val="multilevel"/>
+    <w:tmpl w:val="5868DFD6"/>
+    <w:lvl w:ilvl="0">
+      <w:start w:val="1"/>
+      <w:numFmt w:val="bullet"/>
+      <w:lvlText w:val=""/>
+      <w:lvlJc w:val="left"/>
+      <w:pPr>
+        <w:tabs>
+          <w:tab w:val="num" w:pos="720"/>
+        </w:tabs>
+        <w:ind w:left="720" w:hanging="360"/>
+      </w:pPr>
+      <w:rPr>
+        <w:rFonts w:ascii="Symbol" w:hAnsi="Symbol" w:hint="default"/>
+        <w:sz w:val="20"/>
+      </w:rPr>
+    </w:lvl>
+    <w:lvl w:ilvl="1" w:tentative="1">
+      <w:start w:val="1"/>
+      <w:numFmt w:val="bullet"/>
+      <w:lvlText w:val="o"/>
+      <w:lvlJc w:val="left"/>
+      <w:pPr>
+        <w:tabs>
+          <w:tab w:val="num" w:pos="1440"/>
+        </w:tabs>
+        <w:ind w:left="1440" w:hanging="360"/>
+      </w:pPr>
+      <w:rPr>
+        <w:rFonts w:ascii="Courier New" w:hAnsi="Courier New" w:hint="default"/>
+        <w:sz w:val="20"/>
+      </w:rPr>
+    </w:lvl>
+    <w:lvl w:ilvl="2" w:tentative="1">
+      <w:start w:val="1"/>
+      <w:numFmt w:val="bullet"/>
+      <w:lvlText w:val=""/>
+      <w:lvlJc w:val="left"/>
+      <w:pPr>
+        <w:tabs>
+          <w:tab w:val="num" w:pos="2160"/>
+        </w:tabs>
+        <w:ind w:left="2160" w:hanging="360"/>
+      </w:pPr>
+      <w:rPr>
+        <w:rFonts w:ascii="Wingdings" w:hAnsi="Wingdings" w:hint="default"/>
+        <w:sz w:val="20"/>
+      </w:rPr>
+    </w:lvl>
+    <w:lvl w:ilvl="3" w:tentative="1">
+      <w:start w:val="1"/>
+      <w:numFmt w:val="bullet"/>
+      <w:lvlText w:val=""/>
+      <w:lvlJc w:val="left"/>
+      <w:pPr>
+        <w:tabs>
+          <w:tab w:val="num" w:pos="2880"/>
+        </w:tabs>
+        <w:ind w:left="2880" w:hanging="360"/>
+      </w:pPr>
+      <w:rPr>
+        <w:rFonts w:ascii="Wingdings" w:hAnsi="Wingdings" w:hint="default"/>
+        <w:sz w:val="20"/>
+      </w:rPr>
+    </w:lvl>
+    <w:lvl w:ilvl="4" w:tentative="1">
+      <w:start w:val="1"/>
+      <w:numFmt w:val="bullet"/>
+      <w:lvlText w:val=""/>
+      <w:lvlJc w:val="left"/>
+      <w:pPr>
+        <w:tabs>
+          <w:tab w:val="num" w:pos="3600"/>
+        </w:tabs>
+        <w:ind w:left="3600" w:hanging="360"/>
+      </w:pPr>
+      <w:rPr>
+        <w:rFonts w:ascii="Wingdings" w:hAnsi="Wingdings" w:hint="default"/>
+        <w:sz w:val="20"/>
+      </w:rPr>
+    </w:lvl>
+    <w:lvl w:ilvl="5" w:tentative="1">
+      <w:start w:val="1"/>
+      <w:numFmt w:val="bullet"/>
+      <w:lvlText w:val=""/>
+      <w:lvlJc w:val="left"/>
+      <w:pPr>
+        <w:tabs>
+          <w:tab w:val="num" w:pos="4320"/>
+        </w:tabs>
+        <w:ind w:left="4320" w:hanging="360"/>
+      </w:pPr>
+      <w:rPr>
+        <w:rFonts w:ascii="Wingdings" w:hAnsi="Wingdings" w:hint="default"/>
+        <w:sz w:val="20"/>
+      </w:rPr>
+    </w:lvl>
+    <w:lvl w:ilvl="6" w:tentative="1">
+      <w:start w:val="1"/>
+      <w:numFmt w:val="bullet"/>
+      <w:lvlText w:val=""/>
+      <w:lvlJc w:val="left"/>
+      <w:pPr>
+        <w:tabs>
+          <w:tab w:val="num" w:pos="5040"/>
+        </w:tabs>
+        <w:ind w:left="5040" w:hanging="360"/>
+      </w:pPr>
+      <w:rPr>
+        <w:rFonts w:ascii="Wingdings" w:hAnsi="Wingdings" w:hint="default"/>
+        <w:sz w:val="20"/>
+      </w:rPr>
+    </w:lvl>
+    <w:lvl w:ilvl="7" w:tentative="1">
+      <w:start w:val="1"/>
+      <w:numFmt w:val="bullet"/>
+      <w:lvlText w:val=""/>
+      <w:lvlJc w:val="left"/>
+      <w:pPr>
+        <w:tabs>
+          <w:tab w:val="num" w:pos="5760"/>
+        </w:tabs>
+        <w:ind w:left="5760" w:hanging="360"/>
+      </w:pPr>
+      <w:rPr>
+        <w:rFonts w:ascii="Wingdings" w:hAnsi="Wingdings" w:hint="default"/>
+        <w:sz w:val="20"/>
+      </w:rPr>
+    </w:lvl>
+    <w:lvl w:ilvl="8" w:tentative="1">
+      <w:start w:val="1"/>
+      <w:numFmt w:val="bullet"/>
+      <w:lvlText w:val=""/>
+      <w:lvlJc w:val="left"/>
+      <w:pPr>
+        <w:tabs>
+          <w:tab w:val="num" w:pos="6480"/>
+        </w:tabs>
+        <w:ind w:left="6480" w:hanging="360"/>
+      </w:pPr>
+      <w:rPr>
+        <w:rFonts w:ascii="Wingdings" w:hAnsi="Wingdings" w:hint="default"/>
+        <w:sz w:val="20"/>
+      </w:rPr>
+    </w:lvl>
+  </w:abstractNum>
+  <w:abstractNum w:abstractNumId="1" w15:restartNumberingAfterBreak="0">
+    <w:nsid w:val="19017CD6"/>
+    <w:multiLevelType w:val="multilevel"/>
+    <w:tmpl w:val="080E8110"/>
+    <w:lvl w:ilvl="0">
+      <w:start w:val="3"/>
+      <w:numFmt w:val="decimal"/>
+      <w:lvlText w:val="%1"/>
+      <w:lvlJc w:val="left"/>
+      <w:pPr>
+        <w:ind w:left="360" w:hanging="360"/>
+      </w:pPr>
+      <w:rPr>
+        <w:rFonts w:hint="default"/>
+        <w:b/>
+        <w:color w:val="005A82"/>
+        <w:sz w:val="24"/>
+      </w:rPr>
+    </w:lvl>
+    <w:lvl w:ilvl="1">
+      <w:start w:val="4"/>
+      <w:numFmt w:val="decimal"/>
+      <w:lvlText w:val="%1.%2"/>
+      <w:lvlJc w:val="left"/>
+      <w:pPr>
+        <w:ind w:left="360" w:hanging="360"/>
+      </w:pPr>
+      <w:rPr>
+        <w:rFonts w:hint="default"/>
+        <w:b/>
+        <w:color w:val="005A82"/>
+        <w:sz w:val="24"/>
+      </w:rPr>
+    </w:lvl>
+    <w:lvl w:ilvl="2">
+      <w:start w:val="1"/>
+      <w:numFmt w:val="decimal"/>
+      <w:lvlText w:val="%1.%2.%3"/>
+      <w:lvlJc w:val="left"/>
+      <w:pPr>
+        <w:ind w:left="720" w:hanging="720"/>
+      </w:pPr>
+      <w:rPr>
+        <w:rFonts w:hint="default"/>
+        <w:b/>
+        <w:color w:val="005A82"/>
+        <w:sz w:val="24"/>
+      </w:rPr>
+    </w:lvl>
+    <w:lvl w:ilvl="3">
+      <w:start w:val="1"/>
+      <w:numFmt w:val="decimal"/>
+      <w:lvlText w:val="%1.%2.%3.%4"/>
+      <w:lvlJc w:val="left"/>
+      <w:pPr>
+        <w:ind w:left="720" w:hanging="720"/>
+      </w:pPr>
+      <w:rPr>
+        <w:rFonts w:hint="default"/>
+        <w:b/>
+        <w:color w:val="005A82"/>
+        <w:sz w:val="24"/>
+      </w:rPr>
+    </w:lvl>
+    <w:lvl w:ilvl="4">
+      <w:start w:val="1"/>
+      <w:numFmt w:val="decimal"/>
+      <w:lvlText w:val="%1.%2.%3.%4.%5"/>
+      <w:lvlJc w:val="left"/>
+      <w:pPr>
+        <w:ind w:left="1080" w:hanging="1080"/>
+      </w:pPr>
+      <w:rPr>
+        <w:rFonts w:hint="default"/>
+        <w:b/>
+        <w:color w:val="005A82"/>
+        <w:sz w:val="24"/>
+      </w:rPr>
+    </w:lvl>
+    <w:lvl w:ilvl="5">
+      <w:start w:val="1"/>
+      <w:numFmt w:val="decimal"/>
+      <w:lvlText w:val="%1.%2.%3.%4.%5.%6"/>
+      <w:lvlJc w:val="left"/>
+      <w:pPr>
+        <w:ind w:left="1080" w:hanging="1080"/>
+      </w:pPr>
+      <w:rPr>
+        <w:rFonts w:hint="default"/>
+        <w:b/>
+        <w:color w:val="005A82"/>
+        <w:sz w:val="24"/>
+      </w:rPr>
+    </w:lvl>
+    <w:lvl w:ilvl="6">
+      <w:start w:val="1"/>
+      <w:numFmt w:val="decimal"/>
+      <w:lvlText w:val="%1.%2.%3.%4.%5.%6.%7"/>
+      <w:lvlJc w:val="left"/>
+      <w:pPr>
+        <w:ind w:left="1440" w:hanging="1440"/>
+      </w:pPr>
+      <w:rPr>
+        <w:rFonts w:hint="default"/>
+        <w:b/>
+        <w:color w:val="005A82"/>
+        <w:sz w:val="24"/>
+      </w:rPr>
+    </w:lvl>
+    <w:lvl w:ilvl="7">
+      <w:start w:val="1"/>
+      <w:numFmt w:val="decimal"/>
+      <w:lvlText w:val="%1.%2.%3.%4.%5.%6.%7.%8"/>
+      <w:lvlJc w:val="left"/>
+      <w:pPr>
+        <w:ind w:left="1440" w:hanging="1440"/>
+      </w:pPr>
+      <w:rPr>
+        <w:rFonts w:hint="default"/>
+        <w:b/>
+        <w:color w:val="005A82"/>
+        <w:sz w:val="24"/>
+      </w:rPr>
+    </w:lvl>
+    <w:lvl w:ilvl="8">
+      <w:start w:val="1"/>
+      <w:numFmt w:val="decimal"/>
+      <w:lvlText w:val="%1.%2.%3.%4.%5.%6.%7.%8.%9"/>
+      <w:lvlJc w:val="left"/>
+      <w:pPr>
+        <w:ind w:left="1440" w:hanging="1440"/>
+      </w:pPr>
+      <w:rPr>
+        <w:rFonts w:hint="default"/>
+        <w:b/>
+        <w:color w:val="005A82"/>
+        <w:sz w:val="24"/>
+      </w:rPr>
+    </w:lvl>
+  </w:abstractNum>
+  <w:abstractNum w:abstractNumId="2" w15:restartNumberingAfterBreak="0">
+    <w:nsid w:val="24C12DD4"/>
+    <w:multiLevelType w:val="multilevel"/>
+    <w:tmpl w:val="8EE67FE2"/>
+    <w:lvl w:ilvl="0">
+      <w:start w:val="1"/>
+      <w:numFmt w:val="bullet"/>
+      <w:lvlText w:val=""/>
+      <w:lvlJc w:val="left"/>
+      <w:pPr>
+        <w:tabs>
+          <w:tab w:val="num" w:pos="720"/>
+        </w:tabs>
+        <w:ind w:left="720" w:hanging="360"/>
+      </w:pPr>
+      <w:rPr>
+        <w:rFonts w:ascii="Symbol" w:hAnsi="Symbol" w:hint="default"/>
+        <w:sz w:val="20"/>
+      </w:rPr>
+    </w:lvl>
+    <w:lvl w:ilvl="1" w:tentative="1">
+      <w:start w:val="1"/>
+      <w:numFmt w:val="bullet"/>
+      <w:lvlText w:val="o"/>
+      <w:lvlJc w:val="left"/>
+      <w:pPr>
+        <w:tabs>
+          <w:tab w:val="num" w:pos="1440"/>
+        </w:tabs>
+        <w:ind w:left="1440" w:hanging="360"/>
+      </w:pPr>
+      <w:rPr>
+        <w:rFonts w:ascii="Courier New" w:hAnsi="Courier New" w:hint="default"/>
+        <w:sz w:val="20"/>
+      </w:rPr>
+    </w:lvl>
+    <w:lvl w:ilvl="2" w:tentative="1">
+      <w:start w:val="1"/>
+      <w:numFmt w:val="bullet"/>
+      <w:lvlText w:val=""/>
+      <w:lvlJc w:val="left"/>
+      <w:pPr>
+        <w:tabs>
+          <w:tab w:val="num" w:pos="2160"/>
+        </w:tabs>
+        <w:ind w:left="2160" w:hanging="360"/>
+      </w:pPr>
+      <w:rPr>
+        <w:rFonts w:ascii="Wingdings" w:hAnsi="Wingdings" w:hint="default"/>
+        <w:sz w:val="20"/>
+      </w:rPr>
+    </w:lvl>
+    <w:lvl w:ilvl="3" w:tentative="1">
+      <w:start w:val="1"/>
+      <w:numFmt w:val="bullet"/>
+      <w:lvlText w:val=""/>
+      <w:lvlJc w:val="left"/>
+      <w:pPr>
+        <w:tabs>
+          <w:tab w:val="num" w:pos="2880"/>
+        </w:tabs>
+        <w:ind w:left="2880" w:hanging="360"/>
+      </w:pPr>
+      <w:rPr>
+        <w:rFonts w:ascii="Wingdings" w:hAnsi="Wingdings" w:hint="default"/>
+        <w:sz w:val="20"/>
+      </w:rPr>
+    </w:lvl>
+    <w:lvl w:ilvl="4" w:tentative="1">
+      <w:start w:val="1"/>
+      <w:numFmt w:val="bullet"/>
+      <w:lvlText w:val=""/>
+      <w:lvlJc w:val="left"/>
+      <w:pPr>
+        <w:tabs>
+          <w:tab w:val="num" w:pos="3600"/>
+        </w:tabs>
+        <w:ind w:left="3600" w:hanging="360"/>
+      </w:pPr>
+      <w:rPr>
+        <w:rFonts w:ascii="Wingdings" w:hAnsi="Wingdings" w:hint="default"/>
+        <w:sz w:val="20"/>
+      </w:rPr>
+    </w:lvl>
+    <w:lvl w:ilvl="5" w:tentative="1">
+      <w:start w:val="1"/>
+      <w:numFmt w:val="bullet"/>
+      <w:lvlText w:val=""/>
+      <w:lvlJc w:val="left"/>
+      <w:pPr>
+        <w:tabs>
+          <w:tab w:val="num" w:pos="4320"/>
+        </w:tabs>
+        <w:ind w:left="4320" w:hanging="360"/>
+      </w:pPr>
+      <w:rPr>
+        <w:rFonts w:ascii="Wingdings" w:hAnsi="Wingdings" w:hint="default"/>
+        <w:sz w:val="20"/>
+      </w:rPr>
+    </w:lvl>
+    <w:lvl w:ilvl="6" w:tentative="1">
+      <w:start w:val="1"/>
+      <w:numFmt w:val="bullet"/>
+      <w:lvlText w:val=""/>
+      <w:lvlJc w:val="left"/>
+      <w:pPr>
+        <w:tabs>
+          <w:tab w:val="num" w:pos="5040"/>
+        </w:tabs>
+        <w:ind w:left="5040" w:hanging="360"/>
+      </w:pPr>
+      <w:rPr>
+        <w:rFonts w:ascii="Wingdings" w:hAnsi="Wingdings" w:hint="default"/>
+        <w:sz w:val="20"/>
+      </w:rPr>
+    </w:lvl>
+    <w:lvl w:ilvl="7" w:tentative="1">
+      <w:start w:val="1"/>
+      <w:numFmt w:val="bullet"/>
+      <w:lvlText w:val=""/>
+      <w:lvlJc w:val="left"/>
+      <w:pPr>
+        <w:tabs>
+          <w:tab w:val="num" w:pos="5760"/>
+        </w:tabs>
+        <w:ind w:left="5760" w:hanging="360"/>
+      </w:pPr>
+      <w:rPr>
+        <w:rFonts w:ascii="Wingdings" w:hAnsi="Wingdings" w:hint="default"/>
+        <w:sz w:val="20"/>
+      </w:rPr>
+    </w:lvl>
+    <w:lvl w:ilvl="8" w:tentative="1">
+      <w:start w:val="1"/>
+      <w:numFmt w:val="bullet"/>
+      <w:lvlText w:val=""/>
+      <w:lvlJc w:val="left"/>
+      <w:pPr>
+        <w:tabs>
+          <w:tab w:val="num" w:pos="6480"/>
+        </w:tabs>
+        <w:ind w:left="6480" w:hanging="360"/>
+      </w:pPr>
+      <w:rPr>
+        <w:rFonts w:ascii="Wingdings" w:hAnsi="Wingdings" w:hint="default"/>
+        <w:sz w:val="20"/>
+      </w:rPr>
+    </w:lvl>
+  </w:abstractNum>
+  <w:abstractNum w:abstractNumId="3" w15:restartNumberingAfterBreak="0">
     <w:nsid w:val="27FF0D23"/>
     <w:multiLevelType w:val="multilevel"/>
     <w:tmpl w:val="6CDCBDCA"/>
@@ -4325,7 +5690,305 @@
       </w:pPr>
     </w:lvl>
   </w:abstractNum>
-  <w:abstractNum w:abstractNumId="1" w15:restartNumberingAfterBreak="0">
+  <w:abstractNum w:abstractNumId="4" w15:restartNumberingAfterBreak="0">
+    <w:nsid w:val="2D5D7992"/>
+    <w:multiLevelType w:val="multilevel"/>
+    <w:tmpl w:val="2B92F182"/>
+    <w:lvl w:ilvl="0">
+      <w:start w:val="1"/>
+      <w:numFmt w:val="bullet"/>
+      <w:lvlText w:val=""/>
+      <w:lvlJc w:val="left"/>
+      <w:pPr>
+        <w:tabs>
+          <w:tab w:val="num" w:pos="720"/>
+        </w:tabs>
+        <w:ind w:left="720" w:hanging="360"/>
+      </w:pPr>
+      <w:rPr>
+        <w:rFonts w:ascii="Symbol" w:hAnsi="Symbol" w:hint="default"/>
+        <w:sz w:val="20"/>
+      </w:rPr>
+    </w:lvl>
+    <w:lvl w:ilvl="1" w:tentative="1">
+      <w:start w:val="1"/>
+      <w:numFmt w:val="bullet"/>
+      <w:lvlText w:val="o"/>
+      <w:lvlJc w:val="left"/>
+      <w:pPr>
+        <w:tabs>
+          <w:tab w:val="num" w:pos="1440"/>
+        </w:tabs>
+        <w:ind w:left="1440" w:hanging="360"/>
+      </w:pPr>
+      <w:rPr>
+        <w:rFonts w:ascii="Courier New" w:hAnsi="Courier New" w:hint="default"/>
+        <w:sz w:val="20"/>
+      </w:rPr>
+    </w:lvl>
+    <w:lvl w:ilvl="2" w:tentative="1">
+      <w:start w:val="1"/>
+      <w:numFmt w:val="bullet"/>
+      <w:lvlText w:val=""/>
+      <w:lvlJc w:val="left"/>
+      <w:pPr>
+        <w:tabs>
+          <w:tab w:val="num" w:pos="2160"/>
+        </w:tabs>
+        <w:ind w:left="2160" w:hanging="360"/>
+      </w:pPr>
+      <w:rPr>
+        <w:rFonts w:ascii="Wingdings" w:hAnsi="Wingdings" w:hint="default"/>
+        <w:sz w:val="20"/>
+      </w:rPr>
+    </w:lvl>
+    <w:lvl w:ilvl="3" w:tentative="1">
+      <w:start w:val="1"/>
+      <w:numFmt w:val="bullet"/>
+      <w:lvlText w:val=""/>
+      <w:lvlJc w:val="left"/>
+      <w:pPr>
+        <w:tabs>
+          <w:tab w:val="num" w:pos="2880"/>
+        </w:tabs>
+        <w:ind w:left="2880" w:hanging="360"/>
+      </w:pPr>
+      <w:rPr>
+        <w:rFonts w:ascii="Wingdings" w:hAnsi="Wingdings" w:hint="default"/>
+        <w:sz w:val="20"/>
+      </w:rPr>
+    </w:lvl>
+    <w:lvl w:ilvl="4" w:tentative="1">
+      <w:start w:val="1"/>
+      <w:numFmt w:val="bullet"/>
+      <w:lvlText w:val=""/>
+      <w:lvlJc w:val="left"/>
+      <w:pPr>
+        <w:tabs>
+          <w:tab w:val="num" w:pos="3600"/>
+        </w:tabs>
+        <w:ind w:left="3600" w:hanging="360"/>
+      </w:pPr>
+      <w:rPr>
+        <w:rFonts w:ascii="Wingdings" w:hAnsi="Wingdings" w:hint="default"/>
+        <w:sz w:val="20"/>
+      </w:rPr>
+    </w:lvl>
+    <w:lvl w:ilvl="5" w:tentative="1">
+      <w:start w:val="1"/>
+      <w:numFmt w:val="bullet"/>
+      <w:lvlText w:val=""/>
+      <w:lvlJc w:val="left"/>
+      <w:pPr>
+        <w:tabs>
+          <w:tab w:val="num" w:pos="4320"/>
+        </w:tabs>
+        <w:ind w:left="4320" w:hanging="360"/>
+      </w:pPr>
+      <w:rPr>
+        <w:rFonts w:ascii="Wingdings" w:hAnsi="Wingdings" w:hint="default"/>
+        <w:sz w:val="20"/>
+      </w:rPr>
+    </w:lvl>
+    <w:lvl w:ilvl="6" w:tentative="1">
+      <w:start w:val="1"/>
+      <w:numFmt w:val="bullet"/>
+      <w:lvlText w:val=""/>
+      <w:lvlJc w:val="left"/>
+      <w:pPr>
+        <w:tabs>
+          <w:tab w:val="num" w:pos="5040"/>
+        </w:tabs>
+        <w:ind w:left="5040" w:hanging="360"/>
+      </w:pPr>
+      <w:rPr>
+        <w:rFonts w:ascii="Wingdings" w:hAnsi="Wingdings" w:hint="default"/>
+        <w:sz w:val="20"/>
+      </w:rPr>
+    </w:lvl>
+    <w:lvl w:ilvl="7" w:tentative="1">
+      <w:start w:val="1"/>
+      <w:numFmt w:val="bullet"/>
+      <w:lvlText w:val=""/>
+      <w:lvlJc w:val="left"/>
+      <w:pPr>
+        <w:tabs>
+          <w:tab w:val="num" w:pos="5760"/>
+        </w:tabs>
+        <w:ind w:left="5760" w:hanging="360"/>
+      </w:pPr>
+      <w:rPr>
+        <w:rFonts w:ascii="Wingdings" w:hAnsi="Wingdings" w:hint="default"/>
+        <w:sz w:val="20"/>
+      </w:rPr>
+    </w:lvl>
+    <w:lvl w:ilvl="8" w:tentative="1">
+      <w:start w:val="1"/>
+      <w:numFmt w:val="bullet"/>
+      <w:lvlText w:val=""/>
+      <w:lvlJc w:val="left"/>
+      <w:pPr>
+        <w:tabs>
+          <w:tab w:val="num" w:pos="6480"/>
+        </w:tabs>
+        <w:ind w:left="6480" w:hanging="360"/>
+      </w:pPr>
+      <w:rPr>
+        <w:rFonts w:ascii="Wingdings" w:hAnsi="Wingdings" w:hint="default"/>
+        <w:sz w:val="20"/>
+      </w:rPr>
+    </w:lvl>
+  </w:abstractNum>
+  <w:abstractNum w:abstractNumId="5" w15:restartNumberingAfterBreak="0">
+    <w:nsid w:val="44192E56"/>
+    <w:multiLevelType w:val="multilevel"/>
+    <w:tmpl w:val="8AE05B7A"/>
+    <w:lvl w:ilvl="0">
+      <w:start w:val="1"/>
+      <w:numFmt w:val="bullet"/>
+      <w:lvlText w:val=""/>
+      <w:lvlJc w:val="left"/>
+      <w:pPr>
+        <w:tabs>
+          <w:tab w:val="num" w:pos="720"/>
+        </w:tabs>
+        <w:ind w:left="720" w:hanging="360"/>
+      </w:pPr>
+      <w:rPr>
+        <w:rFonts w:ascii="Symbol" w:hAnsi="Symbol" w:hint="default"/>
+        <w:sz w:val="20"/>
+      </w:rPr>
+    </w:lvl>
+    <w:lvl w:ilvl="1" w:tentative="1">
+      <w:start w:val="1"/>
+      <w:numFmt w:val="bullet"/>
+      <w:lvlText w:val="o"/>
+      <w:lvlJc w:val="left"/>
+      <w:pPr>
+        <w:tabs>
+          <w:tab w:val="num" w:pos="1440"/>
+        </w:tabs>
+        <w:ind w:left="1440" w:hanging="360"/>
+      </w:pPr>
+      <w:rPr>
+        <w:rFonts w:ascii="Courier New" w:hAnsi="Courier New" w:hint="default"/>
+        <w:sz w:val="20"/>
+      </w:rPr>
+    </w:lvl>
+    <w:lvl w:ilvl="2" w:tentative="1">
+      <w:start w:val="1"/>
+      <w:numFmt w:val="bullet"/>
+      <w:lvlText w:val=""/>
+      <w:lvlJc w:val="left"/>
+      <w:pPr>
+        <w:tabs>
+          <w:tab w:val="num" w:pos="2160"/>
+        </w:tabs>
+        <w:ind w:left="2160" w:hanging="360"/>
+      </w:pPr>
+      <w:rPr>
+        <w:rFonts w:ascii="Wingdings" w:hAnsi="Wingdings" w:hint="default"/>
+        <w:sz w:val="20"/>
+      </w:rPr>
+    </w:lvl>
+    <w:lvl w:ilvl="3" w:tentative="1">
+      <w:start w:val="1"/>
+      <w:numFmt w:val="bullet"/>
+      <w:lvlText w:val=""/>
+      <w:lvlJc w:val="left"/>
+      <w:pPr>
+        <w:tabs>
+          <w:tab w:val="num" w:pos="2880"/>
+        </w:tabs>
+        <w:ind w:left="2880" w:hanging="360"/>
+      </w:pPr>
+      <w:rPr>
+        <w:rFonts w:ascii="Wingdings" w:hAnsi="Wingdings" w:hint="default"/>
+        <w:sz w:val="20"/>
+      </w:rPr>
+    </w:lvl>
+    <w:lvl w:ilvl="4" w:tentative="1">
+      <w:start w:val="1"/>
+      <w:numFmt w:val="bullet"/>
+      <w:lvlText w:val=""/>
+      <w:lvlJc w:val="left"/>
+      <w:pPr>
+        <w:tabs>
+          <w:tab w:val="num" w:pos="3600"/>
+        </w:tabs>
+        <w:ind w:left="3600" w:hanging="360"/>
+      </w:pPr>
+      <w:rPr>
+        <w:rFonts w:ascii="Wingdings" w:hAnsi="Wingdings" w:hint="default"/>
+        <w:sz w:val="20"/>
+      </w:rPr>
+    </w:lvl>
+    <w:lvl w:ilvl="5" w:tentative="1">
+      <w:start w:val="1"/>
+      <w:numFmt w:val="bullet"/>
+      <w:lvlText w:val=""/>
+      <w:lvlJc w:val="left"/>
+      <w:pPr>
+        <w:tabs>
+          <w:tab w:val="num" w:pos="4320"/>
+        </w:tabs>
+        <w:ind w:left="4320" w:hanging="360"/>
+      </w:pPr>
+      <w:rPr>
+        <w:rFonts w:ascii="Wingdings" w:hAnsi="Wingdings" w:hint="default"/>
+        <w:sz w:val="20"/>
+      </w:rPr>
+    </w:lvl>
+    <w:lvl w:ilvl="6" w:tentative="1">
+      <w:start w:val="1"/>
+      <w:numFmt w:val="bullet"/>
+      <w:lvlText w:val=""/>
+      <w:lvlJc w:val="left"/>
+      <w:pPr>
+        <w:tabs>
+          <w:tab w:val="num" w:pos="5040"/>
+        </w:tabs>
+        <w:ind w:left="5040" w:hanging="360"/>
+      </w:pPr>
+      <w:rPr>
+        <w:rFonts w:ascii="Wingdings" w:hAnsi="Wingdings" w:hint="default"/>
+        <w:sz w:val="20"/>
+      </w:rPr>
+    </w:lvl>
+    <w:lvl w:ilvl="7" w:tentative="1">
+      <w:start w:val="1"/>
+      <w:numFmt w:val="bullet"/>
+      <w:lvlText w:val=""/>
+      <w:lvlJc w:val="left"/>
+      <w:pPr>
+        <w:tabs>
+          <w:tab w:val="num" w:pos="5760"/>
+        </w:tabs>
+        <w:ind w:left="5760" w:hanging="360"/>
+      </w:pPr>
+      <w:rPr>
+        <w:rFonts w:ascii="Wingdings" w:hAnsi="Wingdings" w:hint="default"/>
+        <w:sz w:val="20"/>
+      </w:rPr>
+    </w:lvl>
+    <w:lvl w:ilvl="8" w:tentative="1">
+      <w:start w:val="1"/>
+      <w:numFmt w:val="bullet"/>
+      <w:lvlText w:val=""/>
+      <w:lvlJc w:val="left"/>
+      <w:pPr>
+        <w:tabs>
+          <w:tab w:val="num" w:pos="6480"/>
+        </w:tabs>
+        <w:ind w:left="6480" w:hanging="360"/>
+      </w:pPr>
+      <w:rPr>
+        <w:rFonts w:ascii="Wingdings" w:hAnsi="Wingdings" w:hint="default"/>
+        <w:sz w:val="20"/>
+      </w:rPr>
+    </w:lvl>
+  </w:abstractNum>
+  <w:abstractNum w:abstractNumId="6" w15:restartNumberingAfterBreak="0">
     <w:nsid w:val="452F65D0"/>
     <w:multiLevelType w:val="multilevel"/>
     <w:tmpl w:val="6382F708"/>
@@ -4411,7 +6074,156 @@
       </w:pPr>
     </w:lvl>
   </w:abstractNum>
-  <w:abstractNum w:abstractNumId="2" w15:restartNumberingAfterBreak="0">
+  <w:abstractNum w:abstractNumId="7" w15:restartNumberingAfterBreak="0">
+    <w:nsid w:val="4A241535"/>
+    <w:multiLevelType w:val="multilevel"/>
+    <w:tmpl w:val="9158444E"/>
+    <w:lvl w:ilvl="0">
+      <w:start w:val="1"/>
+      <w:numFmt w:val="bullet"/>
+      <w:lvlText w:val=""/>
+      <w:lvlJc w:val="left"/>
+      <w:pPr>
+        <w:tabs>
+          <w:tab w:val="num" w:pos="720"/>
+        </w:tabs>
+        <w:ind w:left="720" w:hanging="360"/>
+      </w:pPr>
+      <w:rPr>
+        <w:rFonts w:ascii="Symbol" w:hAnsi="Symbol" w:hint="default"/>
+        <w:sz w:val="20"/>
+      </w:rPr>
+    </w:lvl>
+    <w:lvl w:ilvl="1" w:tentative="1">
+      <w:start w:val="1"/>
+      <w:numFmt w:val="bullet"/>
+      <w:lvlText w:val="o"/>
+      <w:lvlJc w:val="left"/>
+      <w:pPr>
+        <w:tabs>
+          <w:tab w:val="num" w:pos="1440"/>
+        </w:tabs>
+        <w:ind w:left="1440" w:hanging="360"/>
+      </w:pPr>
+      <w:rPr>
+        <w:rFonts w:ascii="Courier New" w:hAnsi="Courier New" w:hint="default"/>
+        <w:sz w:val="20"/>
+      </w:rPr>
+    </w:lvl>
+    <w:lvl w:ilvl="2" w:tentative="1">
+      <w:start w:val="1"/>
+      <w:numFmt w:val="bullet"/>
+      <w:lvlText w:val=""/>
+      <w:lvlJc w:val="left"/>
+      <w:pPr>
+        <w:tabs>
+          <w:tab w:val="num" w:pos="2160"/>
+        </w:tabs>
+        <w:ind w:left="2160" w:hanging="360"/>
+      </w:pPr>
+      <w:rPr>
+        <w:rFonts w:ascii="Wingdings" w:hAnsi="Wingdings" w:hint="default"/>
+        <w:sz w:val="20"/>
+      </w:rPr>
+    </w:lvl>
+    <w:lvl w:ilvl="3" w:tentative="1">
+      <w:start w:val="1"/>
+      <w:numFmt w:val="bullet"/>
+      <w:lvlText w:val=""/>
+      <w:lvlJc w:val="left"/>
+      <w:pPr>
+        <w:tabs>
+          <w:tab w:val="num" w:pos="2880"/>
+        </w:tabs>
+        <w:ind w:left="2880" w:hanging="360"/>
+      </w:pPr>
+      <w:rPr>
+        <w:rFonts w:ascii="Wingdings" w:hAnsi="Wingdings" w:hint="default"/>
+        <w:sz w:val="20"/>
+      </w:rPr>
+    </w:lvl>
+    <w:lvl w:ilvl="4" w:tentative="1">
+      <w:start w:val="1"/>
+      <w:numFmt w:val="bullet"/>
+      <w:lvlText w:val=""/>
+      <w:lvlJc w:val="left"/>
+      <w:pPr>
+        <w:tabs>
+          <w:tab w:val="num" w:pos="3600"/>
+        </w:tabs>
+        <w:ind w:left="3600" w:hanging="360"/>
+      </w:pPr>
+      <w:rPr>
+        <w:rFonts w:ascii="Wingdings" w:hAnsi="Wingdings" w:hint="default"/>
+        <w:sz w:val="20"/>
+      </w:rPr>
+    </w:lvl>
+    <w:lvl w:ilvl="5" w:tentative="1">
+      <w:start w:val="1"/>
+      <w:numFmt w:val="bullet"/>
+      <w:lvlText w:val=""/>
+      <w:lvlJc w:val="left"/>
+      <w:pPr>
+        <w:tabs>
+          <w:tab w:val="num" w:pos="4320"/>
+        </w:tabs>
+        <w:ind w:left="4320" w:hanging="360"/>
+      </w:pPr>
+      <w:rPr>
+        <w:rFonts w:ascii="Wingdings" w:hAnsi="Wingdings" w:hint="default"/>
+        <w:sz w:val="20"/>
+      </w:rPr>
+    </w:lvl>
+    <w:lvl w:ilvl="6" w:tentative="1">
+      <w:start w:val="1"/>
+      <w:numFmt w:val="bullet"/>
+      <w:lvlText w:val=""/>
+      <w:lvlJc w:val="left"/>
+      <w:pPr>
+        <w:tabs>
+          <w:tab w:val="num" w:pos="5040"/>
+        </w:tabs>
+        <w:ind w:left="5040" w:hanging="360"/>
+      </w:pPr>
+      <w:rPr>
+        <w:rFonts w:ascii="Wingdings" w:hAnsi="Wingdings" w:hint="default"/>
+        <w:sz w:val="20"/>
+      </w:rPr>
+    </w:lvl>
+    <w:lvl w:ilvl="7" w:tentative="1">
+      <w:start w:val="1"/>
+      <w:numFmt w:val="bullet"/>
+      <w:lvlText w:val=""/>
+      <w:lvlJc w:val="left"/>
+      <w:pPr>
+        <w:tabs>
+          <w:tab w:val="num" w:pos="5760"/>
+        </w:tabs>
+        <w:ind w:left="5760" w:hanging="360"/>
+      </w:pPr>
+      <w:rPr>
+        <w:rFonts w:ascii="Wingdings" w:hAnsi="Wingdings" w:hint="default"/>
+        <w:sz w:val="20"/>
+      </w:rPr>
+    </w:lvl>
+    <w:lvl w:ilvl="8" w:tentative="1">
+      <w:start w:val="1"/>
+      <w:numFmt w:val="bullet"/>
+      <w:lvlText w:val=""/>
+      <w:lvlJc w:val="left"/>
+      <w:pPr>
+        <w:tabs>
+          <w:tab w:val="num" w:pos="6480"/>
+        </w:tabs>
+        <w:ind w:left="6480" w:hanging="360"/>
+      </w:pPr>
+      <w:rPr>
+        <w:rFonts w:ascii="Wingdings" w:hAnsi="Wingdings" w:hint="default"/>
+        <w:sz w:val="20"/>
+      </w:rPr>
+    </w:lvl>
+  </w:abstractNum>
+  <w:abstractNum w:abstractNumId="8" w15:restartNumberingAfterBreak="0">
     <w:nsid w:val="63267CDE"/>
     <w:multiLevelType w:val="multilevel"/>
     <w:tmpl w:val="F60E0A32"/>
@@ -4498,19 +6310,37 @@
     </w:lvl>
   </w:abstractNum>
   <w:num w:numId="1" w16cid:durableId="21319629">
+    <w:abstractNumId w:val="8"/>
+  </w:num>
+  <w:num w:numId="2" w16cid:durableId="676537112">
+    <w:abstractNumId w:val="6"/>
+  </w:num>
+  <w:num w:numId="3" w16cid:durableId="753285586">
+    <w:abstractNumId w:val="3"/>
+  </w:num>
+  <w:num w:numId="4" w16cid:durableId="1264412666">
+    <w:abstractNumId w:val="4"/>
+  </w:num>
+  <w:num w:numId="5" w16cid:durableId="1678071796">
+    <w:abstractNumId w:val="1"/>
+  </w:num>
+  <w:num w:numId="6" w16cid:durableId="1734427296">
+    <w:abstractNumId w:val="7"/>
+  </w:num>
+  <w:num w:numId="7" w16cid:durableId="1037926155">
     <w:abstractNumId w:val="2"/>
   </w:num>
-  <w:num w:numId="2" w16cid:durableId="676537112">
-    <w:abstractNumId w:val="1"/>
+  <w:num w:numId="8" w16cid:durableId="1677153924">
+    <w:abstractNumId w:val="0"/>
   </w:num>
-  <w:num w:numId="3" w16cid:durableId="753285586">
-    <w:abstractNumId w:val="0"/>
+  <w:num w:numId="9" w16cid:durableId="1849058943">
+    <w:abstractNumId w:val="5"/>
   </w:num>
 </w:numbering>
 </file>
 
 <file path=word/styles.xml><?xml version="1.0" encoding="utf-8"?>
-<w:styles xmlns:mc="http://schemas.openxmlformats.org/markup-compatibility/2006" xmlns:r="http://schemas.openxmlformats.org/officeDocument/2006/relationships" xmlns:w="http://schemas.openxmlformats.org/wordprocessingml/2006/main" xmlns:w14="http://schemas.microsoft.com/office/word/2010/wordml" xmlns:w15="http://schemas.microsoft.com/office/word/2012/wordml" xmlns:w16cex="http://schemas.microsoft.com/office/word/2018/wordml/cex" xmlns:w16cid="http://schemas.microsoft.com/office/word/2016/wordml/cid" xmlns:w16="http://schemas.microsoft.com/office/word/2018/wordml" xmlns:w16du="http://schemas.microsoft.com/office/word/2023/wordml/word16du" xmlns:w16sdtdh="http://schemas.microsoft.com/office/word/2020/wordml/sdtdatahash" xmlns:w16sdtfl="http://schemas.microsoft.com/office/word/2024/wordml/sdtformatlock" xmlns:w16se="http://schemas.microsoft.com/office/word/2015/wordml/symex" mc:Ignorable="w14 w15 w16se w16cid w16 w16cex w16sdtdh w16sdtfl w16du">
+<w:styles xmlns:mc="http://schemas.openxmlformats.org/markup-compatibility/2006" xmlns:r="http://schemas.openxmlformats.org/officeDocument/2006/relationships" xmlns:w="http://schemas.openxmlformats.org/wordprocessingml/2006/main" xmlns:w14="http://schemas.microsoft.com/office/word/2010/wordml" xmlns:w15="http://schemas.microsoft.com/office/word/2012/wordml" xmlns:w16cex="http://schemas.microsoft.com/office/word/2018/wordml/cex" xmlns:w16cid="http://schemas.microsoft.com/office/word/2016/wordml/cid" xmlns:w16="http://schemas.microsoft.com/office/word/2018/wordml" xmlns:w16sdtdh="http://schemas.microsoft.com/office/word/2020/wordml/sdtdatahash" xmlns:w16se="http://schemas.microsoft.com/office/word/2015/wordml/symex" mc:Ignorable="w14 w15 w16se w16cid w16 w16cex w16sdtdh">
   <w:docDefaults>
     <w:rPrDefault>
       <w:rPr>
@@ -5042,7 +6872,6 @@
   <w:style w:type="character" w:default="1" w:styleId="Fontepargpadro">
     <w:name w:val="Default Paragraph Font"/>
     <w:uiPriority w:val="1"/>
-    <w:semiHidden/>
     <w:unhideWhenUsed/>
   </w:style>
   <w:style w:type="table" w:default="1" w:styleId="Tabelanormal">
